--- a/uploads/Lakshmi_GenAI ML.docx
+++ b/uploads/Lakshmi_GenAI ML.docx
@@ -164,7 +164,7 @@
                                   <w:szCs w:val="24"/>
                                   <w:lang w:val="fr-FR"/>
                                 </w:rPr>
-                                <w:t>lakshmis</w:t>
+                                <w:t>lakshmisu</w:t>
                               </w:r>
                               <w:r>
                                 <w:rPr>
@@ -174,7 +174,7 @@
                                   <w:szCs w:val="24"/>
                                   <w:lang w:val="fr-FR"/>
                                 </w:rPr>
-                                <w:t>ud</w:t>
+                                <w:t>d</w:t>
                               </w:r>
                               <w:r>
                                 <w:rPr>
@@ -184,17 +184,7 @@
                                   <w:szCs w:val="24"/>
                                   <w:lang w:val="fr-FR"/>
                                 </w:rPr>
-                                <w:t>24</w:t>
-                              </w:r>
-                              <w:r>
-                                <w:rPr>
-                                  <w:rStyle w:val="Hyperlink"/>
-                                  <w:color w:val="FFFFFF" w:themeColor="background1"/>
-                                  <w:sz w:val="24"/>
-                                  <w:szCs w:val="24"/>
-                                  <w:lang w:val="fr-FR"/>
-                                </w:rPr>
-                                <w:t>@gmail.com</w:t>
+                                <w:t>24@gmail.com</w:t>
                               </w:r>
                             </w:hyperlink>
                             <w:r>
@@ -336,7 +326,7 @@
                             <w:szCs w:val="24"/>
                             <w:lang w:val="fr-FR"/>
                           </w:rPr>
-                          <w:t>lakshmis</w:t>
+                          <w:t>lakshmisu</w:t>
                         </w:r>
                         <w:r>
                           <w:rPr>
@@ -346,7 +336,7 @@
                             <w:szCs w:val="24"/>
                             <w:lang w:val="fr-FR"/>
                           </w:rPr>
-                          <w:t>ud</w:t>
+                          <w:t>d</w:t>
                         </w:r>
                         <w:r>
                           <w:rPr>
@@ -356,17 +346,7 @@
                             <w:szCs w:val="24"/>
                             <w:lang w:val="fr-FR"/>
                           </w:rPr>
-                          <w:t>24</w:t>
-                        </w:r>
-                        <w:r>
-                          <w:rPr>
-                            <w:rStyle w:val="Hyperlink"/>
-                            <w:color w:val="FFFFFF" w:themeColor="background1"/>
-                            <w:sz w:val="24"/>
-                            <w:szCs w:val="24"/>
-                            <w:lang w:val="fr-FR"/>
-                          </w:rPr>
-                          <w:t>@gmail.com</w:t>
+                          <w:t>24@gmail.com</w:t>
                         </w:r>
                       </w:hyperlink>
                       <w:r>
@@ -513,31 +493,23 @@
           <w:sz w:val="20"/>
           <w:szCs w:val="20"/>
         </w:rPr>
-        <w:t xml:space="preserve">Gen </w:t>
-      </w:r>
-      <w:r>
-        <w:rPr>
-          <w:rFonts w:ascii="Book Antiqua" w:hAnsi="Book Antiqua"/>
-          <w:sz w:val="20"/>
-          <w:szCs w:val="20"/>
-        </w:rPr>
-        <w:t>AI</w:t>
-      </w:r>
-      <w:r>
-        <w:rPr>
-          <w:rFonts w:ascii="Book Antiqua" w:hAnsi="Book Antiqua"/>
-          <w:sz w:val="20"/>
-          <w:szCs w:val="20"/>
-        </w:rPr>
-        <w:t xml:space="preserve"> / ML</w:t>
-      </w:r>
-      <w:r>
-        <w:rPr>
-          <w:rFonts w:ascii="Book Antiqua" w:hAnsi="Book Antiqua"/>
-          <w:sz w:val="20"/>
-          <w:szCs w:val="20"/>
-        </w:rPr>
-        <w:t xml:space="preserve"> Engineer with 10+ years of experience in </w:t>
+        <w:t xml:space="preserve">AI </w:t>
+      </w:r>
+      <w:r>
+        <w:rPr>
+          <w:rFonts w:ascii="Book Antiqua" w:hAnsi="Book Antiqua"/>
+          <w:sz w:val="20"/>
+          <w:szCs w:val="20"/>
+        </w:rPr>
+        <w:t xml:space="preserve">/ ML </w:t>
+      </w:r>
+      <w:r>
+        <w:rPr>
+          <w:rFonts w:ascii="Book Antiqua" w:hAnsi="Book Antiqua"/>
+          <w:sz w:val="20"/>
+          <w:szCs w:val="20"/>
+        </w:rPr>
+        <w:t xml:space="preserve">Engineer with 10+ years of experience in </w:t>
       </w:r>
       <w:r>
         <w:rPr>
@@ -1295,6 +1267,7 @@
         </w:rPr>
         <w:t xml:space="preserve">, </w:t>
       </w:r>
+      <w:proofErr w:type="spellStart"/>
       <w:r>
         <w:rPr>
           <w:rStyle w:val="Strong"/>
@@ -1304,6 +1277,7 @@
         </w:rPr>
         <w:t>PyTorch</w:t>
       </w:r>
+      <w:proofErr w:type="spellEnd"/>
       <w:r>
         <w:rPr>
           <w:rFonts w:ascii="Book Antiqua" w:hAnsi="Book Antiqua"/>
@@ -1329,6 +1303,7 @@
         </w:rPr>
         <w:t xml:space="preserve">, </w:t>
       </w:r>
+      <w:proofErr w:type="spellStart"/>
       <w:r>
         <w:rPr>
           <w:rStyle w:val="Strong"/>
@@ -1338,6 +1313,7 @@
         </w:rPr>
         <w:t>Keras</w:t>
       </w:r>
+      <w:proofErr w:type="spellEnd"/>
       <w:r>
         <w:rPr>
           <w:rFonts w:ascii="Book Antiqua" w:hAnsi="Book Antiqua"/>
@@ -1354,7 +1330,29 @@
           <w:sz w:val="20"/>
           <w:szCs w:val="20"/>
         </w:rPr>
-        <w:t>and NLP frameworks like SpaCy, NLTK, and</w:t>
+        <w:t xml:space="preserve">and NLP frameworks like </w:t>
+      </w:r>
+      <w:proofErr w:type="spellStart"/>
+      <w:r>
+        <w:rPr>
+          <w:rFonts w:ascii="Book Antiqua" w:hAnsi="Book Antiqua"/>
+          <w:b/>
+          <w:bCs/>
+          <w:sz w:val="20"/>
+          <w:szCs w:val="20"/>
+        </w:rPr>
+        <w:t>SpaCy</w:t>
+      </w:r>
+      <w:proofErr w:type="spellEnd"/>
+      <w:r>
+        <w:rPr>
+          <w:rFonts w:ascii="Book Antiqua" w:hAnsi="Book Antiqua"/>
+          <w:b/>
+          <w:bCs/>
+          <w:sz w:val="20"/>
+          <w:szCs w:val="20"/>
+        </w:rPr>
+        <w:t>, NLTK, and</w:t>
       </w:r>
       <w:r>
         <w:rPr>
@@ -1500,6 +1498,7 @@
         </w:rPr>
         <w:t xml:space="preserve">, </w:t>
       </w:r>
+      <w:proofErr w:type="spellStart"/>
       <w:r>
         <w:rPr>
           <w:rStyle w:val="Strong"/>
@@ -1509,6 +1508,7 @@
         </w:rPr>
         <w:t>LoRA</w:t>
       </w:r>
+      <w:proofErr w:type="spellEnd"/>
       <w:r>
         <w:rPr>
           <w:rFonts w:ascii="Book Antiqua" w:hAnsi="Book Antiqua"/>
@@ -1673,7 +1673,25 @@
           <w:sz w:val="20"/>
           <w:szCs w:val="20"/>
         </w:rPr>
-        <w:t xml:space="preserve">, with robust experience in Jupyter Notebooks and </w:t>
+        <w:t xml:space="preserve">, with robust experience in </w:t>
+      </w:r>
+      <w:proofErr w:type="spellStart"/>
+      <w:r>
+        <w:rPr>
+          <w:rFonts w:ascii="Book Antiqua" w:hAnsi="Book Antiqua"/>
+          <w:sz w:val="20"/>
+          <w:szCs w:val="20"/>
+        </w:rPr>
+        <w:t>Jupyter</w:t>
+      </w:r>
+      <w:proofErr w:type="spellEnd"/>
+      <w:r>
+        <w:rPr>
+          <w:rFonts w:ascii="Book Antiqua" w:hAnsi="Book Antiqua"/>
+          <w:sz w:val="20"/>
+          <w:szCs w:val="20"/>
+        </w:rPr>
+        <w:t xml:space="preserve"> Notebooks and </w:t>
       </w:r>
       <w:r>
         <w:rPr>
@@ -1716,7 +1734,27 @@
           <w:sz w:val="20"/>
           <w:szCs w:val="20"/>
         </w:rPr>
-        <w:t>Chain of Thought (CoT)</w:t>
+        <w:t>Chain of Thought (</w:t>
+      </w:r>
+      <w:proofErr w:type="spellStart"/>
+      <w:r>
+        <w:rPr>
+          <w:rStyle w:val="Strong"/>
+          <w:rFonts w:ascii="Book Antiqua" w:eastAsiaTheme="majorEastAsia" w:hAnsi="Book Antiqua"/>
+          <w:sz w:val="20"/>
+          <w:szCs w:val="20"/>
+        </w:rPr>
+        <w:t>CoT</w:t>
+      </w:r>
+      <w:proofErr w:type="spellEnd"/>
+      <w:r>
+        <w:rPr>
+          <w:rStyle w:val="Strong"/>
+          <w:rFonts w:ascii="Book Antiqua" w:eastAsiaTheme="majorEastAsia" w:hAnsi="Book Antiqua"/>
+          <w:sz w:val="20"/>
+          <w:szCs w:val="20"/>
+        </w:rPr>
+        <w:t>)</w:t>
       </w:r>
       <w:r>
         <w:rPr>
@@ -1733,7 +1771,27 @@
           <w:sz w:val="20"/>
           <w:szCs w:val="20"/>
         </w:rPr>
-        <w:t>Tree of Thought (ToT)</w:t>
+        <w:t>Tree of Thought (</w:t>
+      </w:r>
+      <w:proofErr w:type="spellStart"/>
+      <w:r>
+        <w:rPr>
+          <w:rStyle w:val="Strong"/>
+          <w:rFonts w:ascii="Book Antiqua" w:eastAsiaTheme="majorEastAsia" w:hAnsi="Book Antiqua"/>
+          <w:sz w:val="20"/>
+          <w:szCs w:val="20"/>
+        </w:rPr>
+        <w:t>ToT</w:t>
+      </w:r>
+      <w:proofErr w:type="spellEnd"/>
+      <w:r>
+        <w:rPr>
+          <w:rStyle w:val="Strong"/>
+          <w:rFonts w:ascii="Book Antiqua" w:eastAsiaTheme="majorEastAsia" w:hAnsi="Book Antiqua"/>
+          <w:sz w:val="20"/>
+          <w:szCs w:val="20"/>
+        </w:rPr>
+        <w:t>)</w:t>
       </w:r>
       <w:r>
         <w:rPr>
@@ -1889,6 +1947,7 @@
         </w:rPr>
         <w:t xml:space="preserve"> building LLM inference services using </w:t>
       </w:r>
+      <w:proofErr w:type="spellStart"/>
       <w:r>
         <w:rPr>
           <w:rStyle w:val="Strong"/>
@@ -1898,6 +1957,7 @@
         </w:rPr>
         <w:t>vLLM</w:t>
       </w:r>
+      <w:proofErr w:type="spellEnd"/>
       <w:r>
         <w:rPr>
           <w:rFonts w:ascii="Book Antiqua" w:hAnsi="Book Antiqua"/>
@@ -3996,7 +4056,51 @@
                 <w:szCs w:val="20"/>
                 <w14:ligatures w14:val="standardContextual"/>
               </w:rPr>
-              <w:t>Supervised Learning, Unsupervised Learning, Feature Engineering, Cross-Validation, Model Evaluation, Hyperparameter Tuning, Drift Detection, Fault Detection Models, XGBoost, LightGBM, Random Forest, SVM, Logistic Regression, Time Series, Anomaly Detection</w:t>
+              <w:t xml:space="preserve">Supervised Learning, Unsupervised Learning, Feature Engineering, Cross-Validation, Model Evaluation, Hyperparameter Tuning, Drift Detection, Fault Detection Models, </w:t>
+            </w:r>
+            <w:proofErr w:type="spellStart"/>
+            <w:r>
+              <w:rPr>
+                <w:rFonts w:ascii="Book Antiqua" w:eastAsia="Calibri" w:hAnsi="Book Antiqua"/>
+                <w:color w:val="000000" w:themeColor="text1"/>
+                <w:kern w:val="2"/>
+                <w:szCs w:val="20"/>
+                <w14:ligatures w14:val="standardContextual"/>
+              </w:rPr>
+              <w:t>XGBoost</w:t>
+            </w:r>
+            <w:proofErr w:type="spellEnd"/>
+            <w:r>
+              <w:rPr>
+                <w:rFonts w:ascii="Book Antiqua" w:eastAsia="Calibri" w:hAnsi="Book Antiqua"/>
+                <w:color w:val="000000" w:themeColor="text1"/>
+                <w:kern w:val="2"/>
+                <w:szCs w:val="20"/>
+                <w14:ligatures w14:val="standardContextual"/>
+              </w:rPr>
+              <w:t xml:space="preserve">, </w:t>
+            </w:r>
+            <w:proofErr w:type="spellStart"/>
+            <w:r>
+              <w:rPr>
+                <w:rFonts w:ascii="Book Antiqua" w:eastAsia="Calibri" w:hAnsi="Book Antiqua"/>
+                <w:color w:val="000000" w:themeColor="text1"/>
+                <w:kern w:val="2"/>
+                <w:szCs w:val="20"/>
+                <w14:ligatures w14:val="standardContextual"/>
+              </w:rPr>
+              <w:t>LightGBM</w:t>
+            </w:r>
+            <w:proofErr w:type="spellEnd"/>
+            <w:r>
+              <w:rPr>
+                <w:rFonts w:ascii="Book Antiqua" w:eastAsia="Calibri" w:hAnsi="Book Antiqua"/>
+                <w:color w:val="000000" w:themeColor="text1"/>
+                <w:kern w:val="2"/>
+                <w:szCs w:val="20"/>
+                <w14:ligatures w14:val="standardContextual"/>
+              </w:rPr>
+              <w:t>, Random Forest, SVM, Logistic Regression, Time Series, Anomaly Detection</w:t>
             </w:r>
           </w:p>
         </w:tc>
@@ -4061,7 +4165,51 @@
                 <w:szCs w:val="20"/>
                 <w14:ligatures w14:val="standardContextual"/>
               </w:rPr>
-              <w:t>Tokenization, Lemmatization, NER, Text Classification, Summarization, QA, BERT, RoBERTa, T5, SpaCy, NLTK, Hugging Face Transformers</w:t>
+              <w:t xml:space="preserve">Tokenization, Lemmatization, NER, Text Classification, Summarization, QA, BERT, </w:t>
+            </w:r>
+            <w:proofErr w:type="spellStart"/>
+            <w:r>
+              <w:rPr>
+                <w:rFonts w:ascii="Book Antiqua" w:eastAsia="Calibri" w:hAnsi="Book Antiqua"/>
+                <w:color w:val="000000" w:themeColor="text1"/>
+                <w:kern w:val="2"/>
+                <w:szCs w:val="20"/>
+                <w14:ligatures w14:val="standardContextual"/>
+              </w:rPr>
+              <w:t>RoBERTa</w:t>
+            </w:r>
+            <w:proofErr w:type="spellEnd"/>
+            <w:r>
+              <w:rPr>
+                <w:rFonts w:ascii="Book Antiqua" w:eastAsia="Calibri" w:hAnsi="Book Antiqua"/>
+                <w:color w:val="000000" w:themeColor="text1"/>
+                <w:kern w:val="2"/>
+                <w:szCs w:val="20"/>
+                <w14:ligatures w14:val="standardContextual"/>
+              </w:rPr>
+              <w:t xml:space="preserve">, T5, </w:t>
+            </w:r>
+            <w:proofErr w:type="spellStart"/>
+            <w:r>
+              <w:rPr>
+                <w:rFonts w:ascii="Book Antiqua" w:eastAsia="Calibri" w:hAnsi="Book Antiqua"/>
+                <w:color w:val="000000" w:themeColor="text1"/>
+                <w:kern w:val="2"/>
+                <w:szCs w:val="20"/>
+                <w14:ligatures w14:val="standardContextual"/>
+              </w:rPr>
+              <w:t>SpaCy</w:t>
+            </w:r>
+            <w:proofErr w:type="spellEnd"/>
+            <w:r>
+              <w:rPr>
+                <w:rFonts w:ascii="Book Antiqua" w:eastAsia="Calibri" w:hAnsi="Book Antiqua"/>
+                <w:color w:val="000000" w:themeColor="text1"/>
+                <w:kern w:val="2"/>
+                <w:szCs w:val="20"/>
+                <w14:ligatures w14:val="standardContextual"/>
+              </w:rPr>
+              <w:t>, NLTK, Hugging Face Transformers</w:t>
             </w:r>
           </w:p>
         </w:tc>
@@ -4123,7 +4271,117 @@
                 <w:szCs w:val="20"/>
                 <w14:ligatures w14:val="standardContextual"/>
               </w:rPr>
-              <w:t>CNN, ANN, RNN, LSTM, Transformers, Transfer Learning, TensorFlow, Keras, PyTorch, Autoencoders, Transfer Learning(VGG, ResNet, InceptionNet, MobileNet), Attention Mechanism,</w:t>
+              <w:t xml:space="preserve">CNN, ANN, RNN, LSTM, Transformers, Transfer Learning, TensorFlow, </w:t>
+            </w:r>
+            <w:proofErr w:type="spellStart"/>
+            <w:r>
+              <w:rPr>
+                <w:rFonts w:ascii="Book Antiqua" w:eastAsia="Calibri" w:hAnsi="Book Antiqua"/>
+                <w:color w:val="000000" w:themeColor="text1"/>
+                <w:kern w:val="2"/>
+                <w:szCs w:val="20"/>
+                <w14:ligatures w14:val="standardContextual"/>
+              </w:rPr>
+              <w:t>Keras</w:t>
+            </w:r>
+            <w:proofErr w:type="spellEnd"/>
+            <w:r>
+              <w:rPr>
+                <w:rFonts w:ascii="Book Antiqua" w:eastAsia="Calibri" w:hAnsi="Book Antiqua"/>
+                <w:color w:val="000000" w:themeColor="text1"/>
+                <w:kern w:val="2"/>
+                <w:szCs w:val="20"/>
+                <w14:ligatures w14:val="standardContextual"/>
+              </w:rPr>
+              <w:t xml:space="preserve">, </w:t>
+            </w:r>
+            <w:proofErr w:type="spellStart"/>
+            <w:r>
+              <w:rPr>
+                <w:rFonts w:ascii="Book Antiqua" w:eastAsia="Calibri" w:hAnsi="Book Antiqua"/>
+                <w:color w:val="000000" w:themeColor="text1"/>
+                <w:kern w:val="2"/>
+                <w:szCs w:val="20"/>
+                <w14:ligatures w14:val="standardContextual"/>
+              </w:rPr>
+              <w:t>PyTorch</w:t>
+            </w:r>
+            <w:proofErr w:type="spellEnd"/>
+            <w:r>
+              <w:rPr>
+                <w:rFonts w:ascii="Book Antiqua" w:eastAsia="Calibri" w:hAnsi="Book Antiqua"/>
+                <w:color w:val="000000" w:themeColor="text1"/>
+                <w:kern w:val="2"/>
+                <w:szCs w:val="20"/>
+                <w14:ligatures w14:val="standardContextual"/>
+              </w:rPr>
+              <w:t xml:space="preserve">, Autoencoders, Transfer Learning(VGG, </w:t>
+            </w:r>
+            <w:proofErr w:type="spellStart"/>
+            <w:r>
+              <w:rPr>
+                <w:rFonts w:ascii="Book Antiqua" w:eastAsia="Calibri" w:hAnsi="Book Antiqua"/>
+                <w:color w:val="000000" w:themeColor="text1"/>
+                <w:kern w:val="2"/>
+                <w:szCs w:val="20"/>
+                <w14:ligatures w14:val="standardContextual"/>
+              </w:rPr>
+              <w:t>ResNet</w:t>
+            </w:r>
+            <w:proofErr w:type="spellEnd"/>
+            <w:r>
+              <w:rPr>
+                <w:rFonts w:ascii="Book Antiqua" w:eastAsia="Calibri" w:hAnsi="Book Antiqua"/>
+                <w:color w:val="000000" w:themeColor="text1"/>
+                <w:kern w:val="2"/>
+                <w:szCs w:val="20"/>
+                <w14:ligatures w14:val="standardContextual"/>
+              </w:rPr>
+              <w:t xml:space="preserve">, </w:t>
+            </w:r>
+            <w:proofErr w:type="spellStart"/>
+            <w:r>
+              <w:rPr>
+                <w:rFonts w:ascii="Book Antiqua" w:eastAsia="Calibri" w:hAnsi="Book Antiqua"/>
+                <w:color w:val="000000" w:themeColor="text1"/>
+                <w:kern w:val="2"/>
+                <w:szCs w:val="20"/>
+                <w14:ligatures w14:val="standardContextual"/>
+              </w:rPr>
+              <w:t>InceptionNet</w:t>
+            </w:r>
+            <w:proofErr w:type="spellEnd"/>
+            <w:r>
+              <w:rPr>
+                <w:rFonts w:ascii="Book Antiqua" w:eastAsia="Calibri" w:hAnsi="Book Antiqua"/>
+                <w:color w:val="000000" w:themeColor="text1"/>
+                <w:kern w:val="2"/>
+                <w:szCs w:val="20"/>
+                <w14:ligatures w14:val="standardContextual"/>
+              </w:rPr>
+              <w:t xml:space="preserve">, </w:t>
+            </w:r>
+            <w:proofErr w:type="spellStart"/>
+            <w:r>
+              <w:rPr>
+                <w:rFonts w:ascii="Book Antiqua" w:eastAsia="Calibri" w:hAnsi="Book Antiqua"/>
+                <w:color w:val="000000" w:themeColor="text1"/>
+                <w:kern w:val="2"/>
+                <w:szCs w:val="20"/>
+                <w14:ligatures w14:val="standardContextual"/>
+              </w:rPr>
+              <w:t>MobileNet</w:t>
+            </w:r>
+            <w:proofErr w:type="spellEnd"/>
+            <w:r>
+              <w:rPr>
+                <w:rFonts w:ascii="Book Antiqua" w:eastAsia="Calibri" w:hAnsi="Book Antiqua"/>
+                <w:color w:val="000000" w:themeColor="text1"/>
+                <w:kern w:val="2"/>
+                <w:szCs w:val="20"/>
+                <w14:ligatures w14:val="standardContextual"/>
+              </w:rPr>
+              <w:t>), Attention Mechanism,</w:t>
             </w:r>
             <w:r>
               <w:rPr>
@@ -4304,12 +4562,21 @@
                 <w:szCs w:val="20"/>
               </w:rPr>
             </w:pPr>
+            <w:proofErr w:type="spellStart"/>
             <w:r>
               <w:rPr>
                 <w:rFonts w:ascii="Book Antiqua" w:eastAsia="Calibri" w:hAnsi="Book Antiqua"/>
                 <w:szCs w:val="20"/>
               </w:rPr>
-              <w:t>vLLM, FAISS, Chroma, Pinecone, Vector Search, Embeddings Pipelines, Index Refresh Pipelines</w:t>
+              <w:t>vLLM</w:t>
+            </w:r>
+            <w:proofErr w:type="spellEnd"/>
+            <w:r>
+              <w:rPr>
+                <w:rFonts w:ascii="Book Antiqua" w:eastAsia="Calibri" w:hAnsi="Book Antiqua"/>
+                <w:szCs w:val="20"/>
+              </w:rPr>
+              <w:t>, FAISS, Chroma, Pinecone, Vector Search, Embeddings Pipelines, Index Refresh Pipelines</w:t>
             </w:r>
           </w:p>
         </w:tc>
@@ -4363,7 +4630,95 @@
                 <w:szCs w:val="20"/>
                 <w14:ligatures w14:val="standardContextual"/>
               </w:rPr>
-              <w:t>CI/CD for ML, Model Deployment (REST API, Batch), Model Monitoring, Model Versioning, Model Retraining Pipelines, ML Pipelines (MLflow, Airflow, Kubeflow), Experiment Tracking (MLflow, Weights &amp; Biases), Data Versioning (DVC), Logging and Alerting (Prometheus, Grafana), Containerization (Docker), Orchestration (Kubernetes), Feature Stores (Feast), Cloud ML Platforms (AWS SageMaker, AWS BedRock, GCP AI Platform, Google Vertex AI, Azure AI) LLM Response Evaluation (TruLens, PromptLayer), Model Registry, Token Usage Tracking, Scalable LLM Deployment (TGI, vLLM)</w:t>
+              <w:t xml:space="preserve">CI/CD for ML, Model Deployment (REST API, Batch), Model Monitoring, Model Versioning, Model Retraining Pipelines, ML Pipelines (MLflow, Airflow, Kubeflow), Experiment Tracking (MLflow, Weights &amp; Biases), Data Versioning (DVC), Logging and Alerting (Prometheus, Grafana), Containerization (Docker), Orchestration (Kubernetes), Feature Stores (Feast), Cloud ML Platforms (AWS SageMaker, AWS </w:t>
+            </w:r>
+            <w:proofErr w:type="spellStart"/>
+            <w:r>
+              <w:rPr>
+                <w:rFonts w:ascii="Book Antiqua" w:eastAsia="Calibri" w:hAnsi="Book Antiqua"/>
+                <w:color w:val="000000" w:themeColor="text1"/>
+                <w:kern w:val="2"/>
+                <w:szCs w:val="20"/>
+                <w14:ligatures w14:val="standardContextual"/>
+              </w:rPr>
+              <w:t>BedRock</w:t>
+            </w:r>
+            <w:proofErr w:type="spellEnd"/>
+            <w:r>
+              <w:rPr>
+                <w:rFonts w:ascii="Book Antiqua" w:eastAsia="Calibri" w:hAnsi="Book Antiqua"/>
+                <w:color w:val="000000" w:themeColor="text1"/>
+                <w:kern w:val="2"/>
+                <w:szCs w:val="20"/>
+                <w14:ligatures w14:val="standardContextual"/>
+              </w:rPr>
+              <w:t>, GCP AI Platform, Google Vertex AI, Azure AI) LLM Response Evaluation (</w:t>
+            </w:r>
+            <w:proofErr w:type="spellStart"/>
+            <w:r>
+              <w:rPr>
+                <w:rFonts w:ascii="Book Antiqua" w:eastAsia="Calibri" w:hAnsi="Book Antiqua"/>
+                <w:color w:val="000000" w:themeColor="text1"/>
+                <w:kern w:val="2"/>
+                <w:szCs w:val="20"/>
+                <w14:ligatures w14:val="standardContextual"/>
+              </w:rPr>
+              <w:t>TruLens</w:t>
+            </w:r>
+            <w:proofErr w:type="spellEnd"/>
+            <w:r>
+              <w:rPr>
+                <w:rFonts w:ascii="Book Antiqua" w:eastAsia="Calibri" w:hAnsi="Book Antiqua"/>
+                <w:color w:val="000000" w:themeColor="text1"/>
+                <w:kern w:val="2"/>
+                <w:szCs w:val="20"/>
+                <w14:ligatures w14:val="standardContextual"/>
+              </w:rPr>
+              <w:t xml:space="preserve">, </w:t>
+            </w:r>
+            <w:proofErr w:type="spellStart"/>
+            <w:r>
+              <w:rPr>
+                <w:rFonts w:ascii="Book Antiqua" w:eastAsia="Calibri" w:hAnsi="Book Antiqua"/>
+                <w:color w:val="000000" w:themeColor="text1"/>
+                <w:kern w:val="2"/>
+                <w:szCs w:val="20"/>
+                <w14:ligatures w14:val="standardContextual"/>
+              </w:rPr>
+              <w:t>PromptLayer</w:t>
+            </w:r>
+            <w:proofErr w:type="spellEnd"/>
+            <w:r>
+              <w:rPr>
+                <w:rFonts w:ascii="Book Antiqua" w:eastAsia="Calibri" w:hAnsi="Book Antiqua"/>
+                <w:color w:val="000000" w:themeColor="text1"/>
+                <w:kern w:val="2"/>
+                <w:szCs w:val="20"/>
+                <w14:ligatures w14:val="standardContextual"/>
+              </w:rPr>
+              <w:t xml:space="preserve">), Model Registry, Token Usage Tracking, Scalable LLM Deployment (TGI, </w:t>
+            </w:r>
+            <w:proofErr w:type="spellStart"/>
+            <w:r>
+              <w:rPr>
+                <w:rFonts w:ascii="Book Antiqua" w:eastAsia="Calibri" w:hAnsi="Book Antiqua"/>
+                <w:color w:val="000000" w:themeColor="text1"/>
+                <w:kern w:val="2"/>
+                <w:szCs w:val="20"/>
+                <w14:ligatures w14:val="standardContextual"/>
+              </w:rPr>
+              <w:t>vLLM</w:t>
+            </w:r>
+            <w:proofErr w:type="spellEnd"/>
+            <w:r>
+              <w:rPr>
+                <w:rFonts w:ascii="Book Antiqua" w:eastAsia="Calibri" w:hAnsi="Book Antiqua"/>
+                <w:color w:val="000000" w:themeColor="text1"/>
+                <w:kern w:val="2"/>
+                <w:szCs w:val="20"/>
+                <w14:ligatures w14:val="standardContextual"/>
+              </w:rPr>
+              <w:t>)</w:t>
             </w:r>
           </w:p>
         </w:tc>
@@ -4647,7 +5002,79 @@
                 <w:lang w:val="en-US"/>
                 <w14:ligatures w14:val="standardContextual"/>
               </w:rPr>
-              <w:t>NumPy, Pandas, Matplotlib, Seaborn, Scikit-learn, TensorFlow, Keras, PyTorch, dplyr, caret</w:t>
+              <w:t xml:space="preserve">NumPy, Pandas, Matplotlib, Seaborn, Scikit-learn, TensorFlow, </w:t>
+            </w:r>
+            <w:proofErr w:type="spellStart"/>
+            <w:r>
+              <w:rPr>
+                <w:rFonts w:ascii="Book Antiqua" w:eastAsia="Calibri" w:hAnsi="Book Antiqua"/>
+                <w:color w:val="000000" w:themeColor="text1"/>
+                <w:kern w:val="2"/>
+                <w:szCs w:val="20"/>
+                <w:lang w:val="en-US"/>
+                <w14:ligatures w14:val="standardContextual"/>
+              </w:rPr>
+              <w:t>Keras</w:t>
+            </w:r>
+            <w:proofErr w:type="spellEnd"/>
+            <w:r>
+              <w:rPr>
+                <w:rFonts w:ascii="Book Antiqua" w:eastAsia="Calibri" w:hAnsi="Book Antiqua"/>
+                <w:color w:val="000000" w:themeColor="text1"/>
+                <w:kern w:val="2"/>
+                <w:szCs w:val="20"/>
+                <w:lang w:val="en-US"/>
+                <w14:ligatures w14:val="standardContextual"/>
+              </w:rPr>
+              <w:t xml:space="preserve">, </w:t>
+            </w:r>
+            <w:proofErr w:type="spellStart"/>
+            <w:r>
+              <w:rPr>
+                <w:rFonts w:ascii="Book Antiqua" w:eastAsia="Calibri" w:hAnsi="Book Antiqua"/>
+                <w:color w:val="000000" w:themeColor="text1"/>
+                <w:kern w:val="2"/>
+                <w:szCs w:val="20"/>
+                <w:lang w:val="en-US"/>
+                <w14:ligatures w14:val="standardContextual"/>
+              </w:rPr>
+              <w:t>PyTorch</w:t>
+            </w:r>
+            <w:proofErr w:type="spellEnd"/>
+            <w:r>
+              <w:rPr>
+                <w:rFonts w:ascii="Book Antiqua" w:eastAsia="Calibri" w:hAnsi="Book Antiqua"/>
+                <w:color w:val="000000" w:themeColor="text1"/>
+                <w:kern w:val="2"/>
+                <w:szCs w:val="20"/>
+                <w:lang w:val="en-US"/>
+                <w14:ligatures w14:val="standardContextual"/>
+              </w:rPr>
+              <w:t xml:space="preserve">, </w:t>
+            </w:r>
+            <w:proofErr w:type="spellStart"/>
+            <w:r>
+              <w:rPr>
+                <w:rFonts w:ascii="Book Antiqua" w:eastAsia="Calibri" w:hAnsi="Book Antiqua"/>
+                <w:color w:val="000000" w:themeColor="text1"/>
+                <w:kern w:val="2"/>
+                <w:szCs w:val="20"/>
+                <w:lang w:val="en-US"/>
+                <w14:ligatures w14:val="standardContextual"/>
+              </w:rPr>
+              <w:t>dplyr</w:t>
+            </w:r>
+            <w:proofErr w:type="spellEnd"/>
+            <w:r>
+              <w:rPr>
+                <w:rFonts w:ascii="Book Antiqua" w:eastAsia="Calibri" w:hAnsi="Book Antiqua"/>
+                <w:color w:val="000000" w:themeColor="text1"/>
+                <w:kern w:val="2"/>
+                <w:szCs w:val="20"/>
+                <w:lang w:val="en-US"/>
+                <w14:ligatures w14:val="standardContextual"/>
+              </w:rPr>
+              <w:t>, caret</w:t>
             </w:r>
           </w:p>
         </w:tc>
@@ -5023,7 +5450,7 @@
           <w:b/>
           <w:szCs w:val="20"/>
         </w:rPr>
-        <w:t xml:space="preserve">Gen </w:t>
+        <w:t>Gen AI</w:t>
       </w:r>
       <w:r>
         <w:rPr>
@@ -5031,7 +5458,7 @@
           <w:b/>
           <w:szCs w:val="20"/>
         </w:rPr>
-        <w:t>AI</w:t>
+        <w:t xml:space="preserve"> / AI</w:t>
       </w:r>
       <w:r>
         <w:rPr>
@@ -5039,15 +5466,7 @@
           <w:b/>
           <w:szCs w:val="20"/>
         </w:rPr>
-        <w:t xml:space="preserve"> / ML </w:t>
-      </w:r>
-      <w:r>
-        <w:rPr>
-          <w:rFonts w:ascii="Book Antiqua" w:eastAsia="Calibri" w:hAnsi="Book Antiqua"/>
-          <w:b/>
-          <w:szCs w:val="20"/>
-        </w:rPr>
-        <w:t>Engineer</w:t>
+        <w:t xml:space="preserve"> Engineer</w:t>
       </w:r>
       <w:r>
         <w:rPr>
@@ -5079,41 +5498,24 @@
           <w:sz w:val="20"/>
           <w:szCs w:val="20"/>
         </w:rPr>
-        <w:t>Developed supervised and unsupervised ML models (</w:t>
-      </w:r>
-      <w:r>
-        <w:rPr>
-          <w:rStyle w:val="Strong"/>
-          <w:rFonts w:ascii="Book Antiqua" w:eastAsiaTheme="majorEastAsia" w:hAnsi="Book Antiqua"/>
-          <w:sz w:val="20"/>
-          <w:szCs w:val="20"/>
-        </w:rPr>
-        <w:t>regression, classification, clustering, boosting, anomaly detection</w:t>
-      </w:r>
-      <w:r>
-        <w:rPr>
-          <w:rFonts w:ascii="Book Antiqua" w:hAnsi="Book Antiqua"/>
-          <w:sz w:val="20"/>
-          <w:szCs w:val="20"/>
-        </w:rPr>
-        <w:t xml:space="preserve">) using </w:t>
-      </w:r>
-      <w:r>
-        <w:rPr>
-          <w:rStyle w:val="Strong"/>
-          <w:rFonts w:ascii="Book Antiqua" w:eastAsiaTheme="majorEastAsia" w:hAnsi="Book Antiqua"/>
-          <w:sz w:val="20"/>
-          <w:szCs w:val="20"/>
-        </w:rPr>
-        <w:t>Python, scikit-learn, XGBoost and pandas</w:t>
-      </w:r>
-      <w:r>
-        <w:rPr>
-          <w:rFonts w:ascii="Book Antiqua" w:hAnsi="Book Antiqua"/>
-          <w:sz w:val="20"/>
-          <w:szCs w:val="20"/>
-        </w:rPr>
-        <w:t xml:space="preserve"> for risk and operational analytics</w:t>
+        <w:t xml:space="preserve">Involved in requirement analysis, enterprise architecture design, solution development, migration, and production maintenance following full </w:t>
+      </w:r>
+      <w:r>
+        <w:rPr>
+          <w:rStyle w:val="Strong"/>
+          <w:rFonts w:ascii="Book Antiqua" w:eastAsiaTheme="majorEastAsia" w:hAnsi="Book Antiqua"/>
+          <w:sz w:val="20"/>
+          <w:szCs w:val="20"/>
+        </w:rPr>
+        <w:t>SDLC</w:t>
+      </w:r>
+      <w:r>
+        <w:rPr>
+          <w:rFonts w:ascii="Book Antiqua" w:hAnsi="Book Antiqua"/>
+          <w:sz w:val="20"/>
+          <w:szCs w:val="20"/>
+        </w:rPr>
+        <w:t xml:space="preserve"> within regulated financial environments</w:t>
       </w:r>
     </w:p>
     <w:p>
@@ -5137,24 +5539,92 @@
           <w:sz w:val="20"/>
           <w:szCs w:val="20"/>
         </w:rPr>
-        <w:t xml:space="preserve">Built </w:t>
-      </w:r>
-      <w:r>
-        <w:rPr>
-          <w:rStyle w:val="Strong"/>
-          <w:rFonts w:ascii="Book Antiqua" w:eastAsiaTheme="majorEastAsia" w:hAnsi="Book Antiqua"/>
-          <w:sz w:val="20"/>
-          <w:szCs w:val="20"/>
-        </w:rPr>
-        <w:t>time-series forecasting</w:t>
-      </w:r>
-      <w:r>
-        <w:rPr>
-          <w:rFonts w:ascii="Book Antiqua" w:hAnsi="Book Antiqua"/>
-          <w:sz w:val="20"/>
-          <w:szCs w:val="20"/>
-        </w:rPr>
-        <w:t xml:space="preserve"> models predicting transaction trends and workload demand improving planning accuracy</w:t>
+        <w:t xml:space="preserve">Designed AWS-first GenAI architecture leveraging </w:t>
+      </w:r>
+      <w:r>
+        <w:rPr>
+          <w:rStyle w:val="Strong"/>
+          <w:rFonts w:ascii="Book Antiqua" w:eastAsiaTheme="majorEastAsia" w:hAnsi="Book Antiqua"/>
+          <w:sz w:val="20"/>
+          <w:szCs w:val="20"/>
+        </w:rPr>
+        <w:t>Amazon Bedrock</w:t>
+      </w:r>
+      <w:r>
+        <w:rPr>
+          <w:rFonts w:ascii="Book Antiqua" w:hAnsi="Book Antiqua"/>
+          <w:sz w:val="20"/>
+          <w:szCs w:val="20"/>
+        </w:rPr>
+        <w:t xml:space="preserve">, </w:t>
+      </w:r>
+      <w:r>
+        <w:rPr>
+          <w:rStyle w:val="Strong"/>
+          <w:rFonts w:ascii="Book Antiqua" w:eastAsiaTheme="majorEastAsia" w:hAnsi="Book Antiqua"/>
+          <w:sz w:val="20"/>
+          <w:szCs w:val="20"/>
+        </w:rPr>
+        <w:t>AWS SageMaker</w:t>
+      </w:r>
+      <w:r>
+        <w:rPr>
+          <w:rFonts w:ascii="Book Antiqua" w:hAnsi="Book Antiqua"/>
+          <w:sz w:val="20"/>
+          <w:szCs w:val="20"/>
+        </w:rPr>
+        <w:t xml:space="preserve">, </w:t>
+      </w:r>
+      <w:r>
+        <w:rPr>
+          <w:rStyle w:val="Strong"/>
+          <w:rFonts w:ascii="Book Antiqua" w:eastAsiaTheme="majorEastAsia" w:hAnsi="Book Antiqua"/>
+          <w:sz w:val="20"/>
+          <w:szCs w:val="20"/>
+        </w:rPr>
+        <w:t>EC2</w:t>
+      </w:r>
+      <w:r>
+        <w:rPr>
+          <w:rFonts w:ascii="Book Antiqua" w:hAnsi="Book Antiqua"/>
+          <w:sz w:val="20"/>
+          <w:szCs w:val="20"/>
+        </w:rPr>
+        <w:t xml:space="preserve">, </w:t>
+      </w:r>
+      <w:r>
+        <w:rPr>
+          <w:rStyle w:val="Strong"/>
+          <w:rFonts w:ascii="Book Antiqua" w:eastAsiaTheme="majorEastAsia" w:hAnsi="Book Antiqua"/>
+          <w:sz w:val="20"/>
+          <w:szCs w:val="20"/>
+        </w:rPr>
+        <w:t>ECS</w:t>
+      </w:r>
+      <w:r>
+        <w:rPr>
+          <w:rFonts w:ascii="Book Antiqua" w:hAnsi="Book Antiqua"/>
+          <w:sz w:val="20"/>
+          <w:szCs w:val="20"/>
+        </w:rPr>
+        <w:t xml:space="preserve">, and </w:t>
+      </w:r>
+      <w:r>
+        <w:rPr>
+          <w:rStyle w:val="Strong"/>
+          <w:rFonts w:ascii="Book Antiqua" w:eastAsiaTheme="majorEastAsia" w:hAnsi="Book Antiqua"/>
+          <w:sz w:val="20"/>
+          <w:szCs w:val="20"/>
+        </w:rPr>
+        <w:t>EKS</w:t>
+      </w:r>
+      <w:r>
+        <w:rPr>
+          <w:rFonts w:ascii="Book Antiqua" w:hAnsi="Book Antiqua"/>
+          <w:sz w:val="20"/>
+          <w:szCs w:val="20"/>
+        </w:rPr>
+        <w:t xml:space="preserve"> for scalable LLM and ML workloads</w:t>
       </w:r>
     </w:p>
     <w:p>
@@ -5164,6 +5634,8 @@
           <w:ilvl w:val="0"/>
           <w:numId w:val="15"/>
         </w:numPr>
+        <w:spacing w:before="0" w:beforeAutospacing="0"/>
+        <w:ind w:left="720"/>
         <w:rPr>
           <w:rFonts w:ascii="Book Antiqua" w:hAnsi="Book Antiqua"/>
           <w:sz w:val="20"/>
@@ -5177,41 +5649,24 @@
           <w:szCs w:val="20"/>
         </w:rPr>
         <w:lastRenderedPageBreak/>
-        <w:t>Implemented deep learning architectures (</w:t>
-      </w:r>
-      <w:r>
-        <w:rPr>
-          <w:rStyle w:val="Strong"/>
-          <w:rFonts w:ascii="Book Antiqua" w:eastAsiaTheme="majorEastAsia" w:hAnsi="Book Antiqua"/>
-          <w:sz w:val="20"/>
-          <w:szCs w:val="20"/>
-        </w:rPr>
-        <w:t>CNN, RNN, LSTM</w:t>
-      </w:r>
-      <w:r>
-        <w:rPr>
-          <w:rFonts w:ascii="Book Antiqua" w:hAnsi="Book Antiqua"/>
-          <w:sz w:val="20"/>
-          <w:szCs w:val="20"/>
-        </w:rPr>
-        <w:t xml:space="preserve">) using </w:t>
-      </w:r>
-      <w:r>
-        <w:rPr>
-          <w:rStyle w:val="Strong"/>
-          <w:rFonts w:ascii="Book Antiqua" w:eastAsiaTheme="majorEastAsia" w:hAnsi="Book Antiqua"/>
-          <w:sz w:val="20"/>
-          <w:szCs w:val="20"/>
-        </w:rPr>
-        <w:t>PyTorch and TensorFlow</w:t>
-      </w:r>
-      <w:r>
-        <w:rPr>
-          <w:rFonts w:ascii="Book Antiqua" w:hAnsi="Book Antiqua"/>
-          <w:sz w:val="20"/>
-          <w:szCs w:val="20"/>
-        </w:rPr>
-        <w:t xml:space="preserve"> for pattern recognition across structured and text datasets</w:t>
+        <w:t xml:space="preserve">Implemented </w:t>
+      </w:r>
+      <w:r>
+        <w:rPr>
+          <w:rStyle w:val="Strong"/>
+          <w:rFonts w:ascii="Book Antiqua" w:eastAsiaTheme="majorEastAsia" w:hAnsi="Book Antiqua"/>
+          <w:sz w:val="20"/>
+          <w:szCs w:val="20"/>
+        </w:rPr>
+        <w:t>Amazon Bedrock Knowledge Bases</w:t>
+      </w:r>
+      <w:r>
+        <w:rPr>
+          <w:rFonts w:ascii="Book Antiqua" w:hAnsi="Book Antiqua"/>
+          <w:sz w:val="20"/>
+          <w:szCs w:val="20"/>
+        </w:rPr>
+        <w:t xml:space="preserve"> to enable grounded enterprise document intelligence across regulatory, audit, and compliance documentation</w:t>
       </w:r>
     </w:p>
     <w:p>
@@ -5221,36 +5676,38 @@
           <w:ilvl w:val="0"/>
           <w:numId w:val="15"/>
         </w:numPr>
-        <w:rPr>
-          <w:rFonts w:ascii="Book Antiqua" w:hAnsi="Book Antiqua"/>
-          <w:sz w:val="20"/>
-          <w:szCs w:val="20"/>
-        </w:rPr>
-      </w:pPr>
-      <w:r>
-        <w:rPr>
-          <w:rFonts w:ascii="Book Antiqua" w:hAnsi="Book Antiqua"/>
-          <w:sz w:val="20"/>
-          <w:szCs w:val="20"/>
-        </w:rPr>
-        <w:t xml:space="preserve">Designed and optimized </w:t>
-      </w:r>
-      <w:r>
-        <w:rPr>
-          <w:rStyle w:val="Strong"/>
-          <w:rFonts w:ascii="Book Antiqua" w:eastAsiaTheme="majorEastAsia" w:hAnsi="Book Antiqua"/>
-          <w:sz w:val="20"/>
-          <w:szCs w:val="20"/>
-        </w:rPr>
-        <w:t>feature engineering pipelines</w:t>
-      </w:r>
-      <w:r>
-        <w:rPr>
-          <w:rFonts w:ascii="Book Antiqua" w:hAnsi="Book Antiqua"/>
-          <w:sz w:val="20"/>
-          <w:szCs w:val="20"/>
-        </w:rPr>
-        <w:t xml:space="preserve"> including encoding, scaling, aggregation and dimensionality reduction improving model performance</w:t>
+        <w:spacing w:before="0" w:beforeAutospacing="0"/>
+        <w:ind w:left="720"/>
+        <w:rPr>
+          <w:rFonts w:ascii="Book Antiqua" w:hAnsi="Book Antiqua"/>
+          <w:sz w:val="20"/>
+          <w:szCs w:val="20"/>
+        </w:rPr>
+      </w:pPr>
+      <w:r>
+        <w:rPr>
+          <w:rFonts w:ascii="Book Antiqua" w:hAnsi="Book Antiqua"/>
+          <w:sz w:val="20"/>
+          <w:szCs w:val="20"/>
+        </w:rPr>
+        <w:t xml:space="preserve">Built </w:t>
+      </w:r>
+      <w:r>
+        <w:rPr>
+          <w:rStyle w:val="Strong"/>
+          <w:rFonts w:ascii="Book Antiqua" w:eastAsiaTheme="majorEastAsia" w:hAnsi="Book Antiqua"/>
+          <w:sz w:val="20"/>
+          <w:szCs w:val="20"/>
+        </w:rPr>
+        <w:t>Amazon Bedrock Agents</w:t>
+      </w:r>
+      <w:r>
+        <w:rPr>
+          <w:rFonts w:ascii="Book Antiqua" w:hAnsi="Book Antiqua"/>
+          <w:sz w:val="20"/>
+          <w:szCs w:val="20"/>
+        </w:rPr>
+        <w:t xml:space="preserve"> orchestrating multi-step reasoning workflows including tool invocation, retrieval planning, and enterprise automation</w:t>
       </w:r>
     </w:p>
     <w:p>
@@ -5260,36 +5717,38 @@
           <w:ilvl w:val="0"/>
           <w:numId w:val="15"/>
         </w:numPr>
-        <w:rPr>
-          <w:rFonts w:ascii="Book Antiqua" w:hAnsi="Book Antiqua"/>
-          <w:sz w:val="20"/>
-          <w:szCs w:val="20"/>
-        </w:rPr>
-      </w:pPr>
-      <w:r>
-        <w:rPr>
-          <w:rFonts w:ascii="Book Antiqua" w:hAnsi="Book Antiqua"/>
-          <w:sz w:val="20"/>
-          <w:szCs w:val="20"/>
-        </w:rPr>
-        <w:t xml:space="preserve">Conducted exploratory data analysis and statistical validation using </w:t>
-      </w:r>
-      <w:r>
-        <w:rPr>
-          <w:rStyle w:val="Strong"/>
-          <w:rFonts w:ascii="Book Antiqua" w:eastAsiaTheme="majorEastAsia" w:hAnsi="Book Antiqua"/>
-          <w:sz w:val="20"/>
-          <w:szCs w:val="20"/>
-        </w:rPr>
-        <w:t>NumPy, pandas and hypothesis testing</w:t>
-      </w:r>
-      <w:r>
-        <w:rPr>
-          <w:rFonts w:ascii="Book Antiqua" w:hAnsi="Book Antiqua"/>
-          <w:sz w:val="20"/>
-          <w:szCs w:val="20"/>
-        </w:rPr>
-        <w:t xml:space="preserve"> to improve data quality</w:t>
+        <w:spacing w:before="0" w:beforeAutospacing="0"/>
+        <w:ind w:left="720"/>
+        <w:rPr>
+          <w:rFonts w:ascii="Book Antiqua" w:hAnsi="Book Antiqua"/>
+          <w:sz w:val="20"/>
+          <w:szCs w:val="20"/>
+        </w:rPr>
+      </w:pPr>
+      <w:r>
+        <w:rPr>
+          <w:rFonts w:ascii="Book Antiqua" w:hAnsi="Book Antiqua"/>
+          <w:sz w:val="20"/>
+          <w:szCs w:val="20"/>
+        </w:rPr>
+        <w:t xml:space="preserve">Configured </w:t>
+      </w:r>
+      <w:r>
+        <w:rPr>
+          <w:rStyle w:val="Strong"/>
+          <w:rFonts w:ascii="Book Antiqua" w:eastAsiaTheme="majorEastAsia" w:hAnsi="Book Antiqua"/>
+          <w:sz w:val="20"/>
+          <w:szCs w:val="20"/>
+        </w:rPr>
+        <w:t>Amazon Bedrock Guardrails</w:t>
+      </w:r>
+      <w:r>
+        <w:rPr>
+          <w:rFonts w:ascii="Book Antiqua" w:hAnsi="Book Antiqua"/>
+          <w:sz w:val="20"/>
+          <w:szCs w:val="20"/>
+        </w:rPr>
+        <w:t xml:space="preserve"> enforcing PII masking, response safety policies, and compliance-aligned output boundaries</w:t>
       </w:r>
     </w:p>
     <w:p>
@@ -5311,24 +5770,24 @@
           <w:sz w:val="20"/>
           <w:szCs w:val="20"/>
         </w:rPr>
-        <w:t xml:space="preserve">Built </w:t>
-      </w:r>
-      <w:r>
-        <w:rPr>
-          <w:rStyle w:val="Strong"/>
-          <w:rFonts w:ascii="Book Antiqua" w:eastAsiaTheme="majorEastAsia" w:hAnsi="Book Antiqua"/>
-          <w:sz w:val="20"/>
-          <w:szCs w:val="20"/>
-        </w:rPr>
-        <w:t>LLM applications using RAG and embeddings</w:t>
-      </w:r>
-      <w:r>
-        <w:rPr>
-          <w:rFonts w:ascii="Book Antiqua" w:hAnsi="Book Antiqua"/>
-          <w:sz w:val="20"/>
-          <w:szCs w:val="20"/>
-        </w:rPr>
-        <w:t xml:space="preserve"> to enable enterprise knowledge search across internal documents</w:t>
+        <w:t xml:space="preserve">Architected enterprise-grade </w:t>
+      </w:r>
+      <w:r>
+        <w:rPr>
+          <w:rStyle w:val="Strong"/>
+          <w:rFonts w:ascii="Book Antiqua" w:eastAsiaTheme="majorEastAsia" w:hAnsi="Book Antiqua"/>
+          <w:sz w:val="20"/>
+          <w:szCs w:val="20"/>
+        </w:rPr>
+        <w:t>RAG (Retrieval-Augmented Generation)</w:t>
+      </w:r>
+      <w:r>
+        <w:rPr>
+          <w:rFonts w:ascii="Book Antiqua" w:hAnsi="Book Antiqua"/>
+          <w:sz w:val="20"/>
+          <w:szCs w:val="20"/>
+        </w:rPr>
+        <w:t xml:space="preserve"> platforms integrating embeddings, vector stores, metadata filtering, reranking models, and policy-aware retrieval pipelines</w:t>
       </w:r>
     </w:p>
     <w:p>
@@ -5350,24 +5809,84 @@
           <w:sz w:val="20"/>
           <w:szCs w:val="20"/>
         </w:rPr>
-        <w:t xml:space="preserve">Fine-tuned foundation models using </w:t>
-      </w:r>
-      <w:r>
-        <w:rPr>
-          <w:rStyle w:val="Strong"/>
-          <w:rFonts w:ascii="Book Antiqua" w:eastAsiaTheme="majorEastAsia" w:hAnsi="Book Antiqua"/>
-          <w:sz w:val="20"/>
-          <w:szCs w:val="20"/>
-        </w:rPr>
-        <w:t>LoRA, QLoRA and PEFT</w:t>
-      </w:r>
-      <w:r>
-        <w:rPr>
-          <w:rFonts w:ascii="Book Antiqua" w:hAnsi="Book Antiqua"/>
-          <w:sz w:val="20"/>
-          <w:szCs w:val="20"/>
-        </w:rPr>
-        <w:t xml:space="preserve"> improving domain accuracy and reducing hallucinations</w:t>
+        <w:t xml:space="preserve">Designed hybrid retrieval strategies combining </w:t>
+      </w:r>
+      <w:r>
+        <w:rPr>
+          <w:rStyle w:val="Strong"/>
+          <w:rFonts w:ascii="Book Antiqua" w:eastAsiaTheme="majorEastAsia" w:hAnsi="Book Antiqua"/>
+          <w:sz w:val="20"/>
+          <w:szCs w:val="20"/>
+        </w:rPr>
+        <w:t>dense vector similarity search</w:t>
+      </w:r>
+      <w:r>
+        <w:rPr>
+          <w:rFonts w:ascii="Book Antiqua" w:hAnsi="Book Antiqua"/>
+          <w:sz w:val="20"/>
+          <w:szCs w:val="20"/>
+        </w:rPr>
+        <w:t xml:space="preserve">, </w:t>
+      </w:r>
+      <w:r>
+        <w:rPr>
+          <w:rStyle w:val="Strong"/>
+          <w:rFonts w:ascii="Book Antiqua" w:eastAsiaTheme="majorEastAsia" w:hAnsi="Book Antiqua"/>
+          <w:sz w:val="20"/>
+          <w:szCs w:val="20"/>
+        </w:rPr>
+        <w:t>keyword search</w:t>
+      </w:r>
+      <w:r>
+        <w:rPr>
+          <w:rFonts w:ascii="Book Antiqua" w:hAnsi="Book Antiqua"/>
+          <w:sz w:val="20"/>
+          <w:szCs w:val="20"/>
+        </w:rPr>
+        <w:t xml:space="preserve">, and structured metadata constraints using </w:t>
+      </w:r>
+      <w:r>
+        <w:rPr>
+          <w:rStyle w:val="Strong"/>
+          <w:rFonts w:ascii="Book Antiqua" w:eastAsiaTheme="majorEastAsia" w:hAnsi="Book Antiqua"/>
+          <w:sz w:val="20"/>
+          <w:szCs w:val="20"/>
+        </w:rPr>
+        <w:t>FAISS</w:t>
+      </w:r>
+      <w:r>
+        <w:rPr>
+          <w:rFonts w:ascii="Book Antiqua" w:hAnsi="Book Antiqua"/>
+          <w:sz w:val="20"/>
+          <w:szCs w:val="20"/>
+        </w:rPr>
+        <w:t xml:space="preserve">, </w:t>
+      </w:r>
+      <w:r>
+        <w:rPr>
+          <w:rStyle w:val="Strong"/>
+          <w:rFonts w:ascii="Book Antiqua" w:eastAsiaTheme="majorEastAsia" w:hAnsi="Book Antiqua"/>
+          <w:sz w:val="20"/>
+          <w:szCs w:val="20"/>
+        </w:rPr>
+        <w:t>Pinecone</w:t>
+      </w:r>
+      <w:r>
+        <w:rPr>
+          <w:rFonts w:ascii="Book Antiqua" w:hAnsi="Book Antiqua"/>
+          <w:sz w:val="20"/>
+          <w:szCs w:val="20"/>
+        </w:rPr>
+        <w:t xml:space="preserve">, and </w:t>
+      </w:r>
+      <w:r>
+        <w:rPr>
+          <w:rStyle w:val="Strong"/>
+          <w:rFonts w:ascii="Book Antiqua" w:eastAsiaTheme="majorEastAsia" w:hAnsi="Book Antiqua"/>
+          <w:sz w:val="20"/>
+          <w:szCs w:val="20"/>
+        </w:rPr>
+        <w:t>Google Vector Search</w:t>
       </w:r>
     </w:p>
     <w:p>
@@ -5389,24 +5908,24 @@
           <w:sz w:val="20"/>
           <w:szCs w:val="20"/>
         </w:rPr>
-        <w:t xml:space="preserve">Implemented </w:t>
-      </w:r>
-      <w:r>
-        <w:rPr>
-          <w:rStyle w:val="Strong"/>
-          <w:rFonts w:ascii="Book Antiqua" w:eastAsiaTheme="majorEastAsia" w:hAnsi="Book Antiqua"/>
-          <w:sz w:val="20"/>
-          <w:szCs w:val="20"/>
-        </w:rPr>
-        <w:t>prompt engineering and evaluation frameworks</w:t>
-      </w:r>
-      <w:r>
-        <w:rPr>
-          <w:rFonts w:ascii="Book Antiqua" w:hAnsi="Book Antiqua"/>
-          <w:sz w:val="20"/>
-          <w:szCs w:val="20"/>
-        </w:rPr>
-        <w:t xml:space="preserve"> to optimize response correctness, latency and cost</w:t>
+        <w:t xml:space="preserve">Engineered scalable </w:t>
+      </w:r>
+      <w:r>
+        <w:rPr>
+          <w:rStyle w:val="Strong"/>
+          <w:rFonts w:ascii="Book Antiqua" w:eastAsiaTheme="majorEastAsia" w:hAnsi="Book Antiqua"/>
+          <w:sz w:val="20"/>
+          <w:szCs w:val="20"/>
+        </w:rPr>
+        <w:t>embeddings pipelines</w:t>
+      </w:r>
+      <w:r>
+        <w:rPr>
+          <w:rFonts w:ascii="Book Antiqua" w:hAnsi="Book Antiqua"/>
+          <w:sz w:val="20"/>
+          <w:szCs w:val="20"/>
+        </w:rPr>
+        <w:t xml:space="preserve"> including generation, incremental refresh, re-indexing workflows, vector health monitoring, and embedding drift detection</w:t>
       </w:r>
     </w:p>
     <w:p>
@@ -5428,7 +5947,7 @@
           <w:sz w:val="20"/>
           <w:szCs w:val="20"/>
         </w:rPr>
-        <w:t>Applied model safety practices including guard prompts, output validation and grounded response verification</w:t>
+        <w:t>Developed ingestion frameworks supporting PDFs, structured datasets, SharePoint repositories, and enterprise knowledge portals with adaptive chunking and metadata enrichment</w:t>
       </w:r>
     </w:p>
     <w:p>
@@ -5450,24 +5969,7 @@
           <w:sz w:val="20"/>
           <w:szCs w:val="20"/>
         </w:rPr>
-        <w:t xml:space="preserve">Developed modular Python applications in </w:t>
-      </w:r>
-      <w:r>
-        <w:rPr>
-          <w:rStyle w:val="Strong"/>
-          <w:rFonts w:ascii="Book Antiqua" w:eastAsiaTheme="majorEastAsia" w:hAnsi="Book Antiqua"/>
-          <w:sz w:val="20"/>
-          <w:szCs w:val="20"/>
-        </w:rPr>
-        <w:t>JupyterLab, VSCode and Databricks notebooks</w:t>
-      </w:r>
-      <w:r>
-        <w:rPr>
-          <w:rFonts w:ascii="Book Antiqua" w:hAnsi="Book Antiqua"/>
-          <w:sz w:val="20"/>
-          <w:szCs w:val="20"/>
-        </w:rPr>
-        <w:t xml:space="preserve"> following clean coding standards</w:t>
+        <w:t>Implemented hierarchical and section-aware document chunking with overlap tuning to improve contextual grounding and reduce hallucination risk</w:t>
       </w:r>
     </w:p>
     <w:p>
@@ -5489,24 +5991,24 @@
           <w:sz w:val="20"/>
           <w:szCs w:val="20"/>
         </w:rPr>
-        <w:t xml:space="preserve">Created reusable ML pipelines using </w:t>
-      </w:r>
-      <w:r>
-        <w:rPr>
-          <w:rStyle w:val="Strong"/>
-          <w:rFonts w:ascii="Book Antiqua" w:eastAsiaTheme="majorEastAsia" w:hAnsi="Book Antiqua"/>
-          <w:sz w:val="20"/>
-          <w:szCs w:val="20"/>
-        </w:rPr>
-        <w:t>Databricks workflows, Delta tables and MLflow tracking</w:t>
-      </w:r>
-      <w:r>
-        <w:rPr>
-          <w:rFonts w:ascii="Book Antiqua" w:hAnsi="Book Antiqua"/>
-          <w:sz w:val="20"/>
-          <w:szCs w:val="20"/>
-        </w:rPr>
-        <w:t xml:space="preserve"> supporting reproducible experiments</w:t>
+        <w:t xml:space="preserve">Developed cross-encoder </w:t>
+      </w:r>
+      <w:r>
+        <w:rPr>
+          <w:rStyle w:val="Strong"/>
+          <w:rFonts w:ascii="Book Antiqua" w:eastAsiaTheme="majorEastAsia" w:hAnsi="Book Antiqua"/>
+          <w:sz w:val="20"/>
+          <w:szCs w:val="20"/>
+        </w:rPr>
+        <w:t>reranking models</w:t>
+      </w:r>
+      <w:r>
+        <w:rPr>
+          <w:rFonts w:ascii="Book Antiqua" w:hAnsi="Book Antiqua"/>
+          <w:sz w:val="20"/>
+          <w:szCs w:val="20"/>
+        </w:rPr>
+        <w:t xml:space="preserve"> improving top-k retrieval relevance and minimizing noise across multi-document scenarios</w:t>
       </w:r>
     </w:p>
     <w:p>
@@ -5528,24 +6030,24 @@
           <w:sz w:val="20"/>
           <w:szCs w:val="20"/>
         </w:rPr>
-        <w:t xml:space="preserve">Leveraged </w:t>
-      </w:r>
-      <w:r>
-        <w:rPr>
-          <w:rStyle w:val="Strong"/>
-          <w:rFonts w:ascii="Book Antiqua" w:eastAsiaTheme="majorEastAsia" w:hAnsi="Book Antiqua"/>
-          <w:sz w:val="20"/>
-          <w:szCs w:val="20"/>
-        </w:rPr>
-        <w:t>Databricks AutoML</w:t>
-      </w:r>
-      <w:r>
-        <w:rPr>
-          <w:rFonts w:ascii="Book Antiqua" w:hAnsi="Book Antiqua"/>
-          <w:sz w:val="20"/>
-          <w:szCs w:val="20"/>
-        </w:rPr>
-        <w:t xml:space="preserve"> for baseline model generation and performance benchmarking</w:t>
+        <w:t xml:space="preserve">Built advanced prompt orchestration systems using </w:t>
+      </w:r>
+      <w:r>
+        <w:rPr>
+          <w:rStyle w:val="Strong"/>
+          <w:rFonts w:ascii="Book Antiqua" w:eastAsiaTheme="majorEastAsia" w:hAnsi="Book Antiqua"/>
+          <w:sz w:val="20"/>
+          <w:szCs w:val="20"/>
+        </w:rPr>
+        <w:t>LangChain</w:t>
+      </w:r>
+      <w:r>
+        <w:rPr>
+          <w:rFonts w:ascii="Book Antiqua" w:hAnsi="Book Antiqua"/>
+          <w:sz w:val="20"/>
+          <w:szCs w:val="20"/>
+        </w:rPr>
+        <w:t xml:space="preserve"> including version-controlled prompt templates, dynamic context injection, guard prompts, fallback routing, and evaluation hooks</w:t>
       </w:r>
     </w:p>
     <w:p>
@@ -5567,24 +6069,41 @@
           <w:sz w:val="20"/>
           <w:szCs w:val="20"/>
         </w:rPr>
-        <w:t xml:space="preserve">Serialized trained models using </w:t>
-      </w:r>
-      <w:r>
-        <w:rPr>
-          <w:rStyle w:val="Strong"/>
-          <w:rFonts w:ascii="Book Antiqua" w:eastAsiaTheme="majorEastAsia" w:hAnsi="Book Antiqua"/>
-          <w:sz w:val="20"/>
-          <w:szCs w:val="20"/>
-        </w:rPr>
-        <w:t>Pickle, Joblib and ONNX</w:t>
-      </w:r>
-      <w:r>
-        <w:rPr>
-          <w:rFonts w:ascii="Book Antiqua" w:hAnsi="Book Antiqua"/>
-          <w:sz w:val="20"/>
-          <w:szCs w:val="20"/>
-        </w:rPr>
-        <w:t xml:space="preserve"> for portable deployment</w:t>
+        <w:t xml:space="preserve">Integrated </w:t>
+      </w:r>
+      <w:r>
+        <w:rPr>
+          <w:rStyle w:val="Strong"/>
+          <w:rFonts w:ascii="Book Antiqua" w:eastAsiaTheme="majorEastAsia" w:hAnsi="Book Antiqua"/>
+          <w:sz w:val="20"/>
+          <w:szCs w:val="20"/>
+        </w:rPr>
+        <w:t>Claude (Anthropic) REST API</w:t>
+      </w:r>
+      <w:r>
+        <w:rPr>
+          <w:rFonts w:ascii="Book Antiqua" w:hAnsi="Book Antiqua"/>
+          <w:sz w:val="20"/>
+          <w:szCs w:val="20"/>
+        </w:rPr>
+        <w:t xml:space="preserve"> and </w:t>
+      </w:r>
+      <w:r>
+        <w:rPr>
+          <w:rStyle w:val="Strong"/>
+          <w:rFonts w:ascii="Book Antiqua" w:eastAsiaTheme="majorEastAsia" w:hAnsi="Book Antiqua"/>
+          <w:sz w:val="20"/>
+          <w:szCs w:val="20"/>
+        </w:rPr>
+        <w:t>Amazon Bedrock</w:t>
+      </w:r>
+      <w:r>
+        <w:rPr>
+          <w:rFonts w:ascii="Book Antiqua" w:hAnsi="Book Antiqua"/>
+          <w:sz w:val="20"/>
+          <w:szCs w:val="20"/>
+        </w:rPr>
+        <w:t xml:space="preserve"> for enterprise conversational AI, document reasoning, and financial compliance Q&amp;A workflows</w:t>
       </w:r>
     </w:p>
     <w:p>
@@ -5606,16 +6125,62 @@
           <w:sz w:val="20"/>
           <w:szCs w:val="20"/>
         </w:rPr>
-        <w:t xml:space="preserve">Deployed scalable inference APIs using </w:t>
-      </w:r>
-      <w:r>
-        <w:rPr>
-          <w:rStyle w:val="Strong"/>
-          <w:rFonts w:ascii="Book Antiqua" w:eastAsiaTheme="majorEastAsia" w:hAnsi="Book Antiqua"/>
-          <w:sz w:val="20"/>
-          <w:szCs w:val="20"/>
-        </w:rPr>
-        <w:t>FastAPI and Docker containers</w:t>
+        <w:t xml:space="preserve">Fine-tuned domain-adapted LLMs using </w:t>
+      </w:r>
+      <w:proofErr w:type="spellStart"/>
+      <w:r>
+        <w:rPr>
+          <w:rStyle w:val="Strong"/>
+          <w:rFonts w:ascii="Book Antiqua" w:eastAsiaTheme="majorEastAsia" w:hAnsi="Book Antiqua"/>
+          <w:sz w:val="20"/>
+          <w:szCs w:val="20"/>
+        </w:rPr>
+        <w:t>LoRA</w:t>
+      </w:r>
+      <w:proofErr w:type="spellEnd"/>
+      <w:r>
+        <w:rPr>
+          <w:rFonts w:ascii="Book Antiqua" w:hAnsi="Book Antiqua"/>
+          <w:sz w:val="20"/>
+          <w:szCs w:val="20"/>
+        </w:rPr>
+        <w:t xml:space="preserve">, </w:t>
+      </w:r>
+      <w:proofErr w:type="spellStart"/>
+      <w:r>
+        <w:rPr>
+          <w:rStyle w:val="Strong"/>
+          <w:rFonts w:ascii="Book Antiqua" w:eastAsiaTheme="majorEastAsia" w:hAnsi="Book Antiqua"/>
+          <w:sz w:val="20"/>
+          <w:szCs w:val="20"/>
+        </w:rPr>
+        <w:t>QLoRA</w:t>
+      </w:r>
+      <w:proofErr w:type="spellEnd"/>
+      <w:r>
+        <w:rPr>
+          <w:rFonts w:ascii="Book Antiqua" w:hAnsi="Book Antiqua"/>
+          <w:sz w:val="20"/>
+          <w:szCs w:val="20"/>
+        </w:rPr>
+        <w:t xml:space="preserve">, and </w:t>
+      </w:r>
+      <w:r>
+        <w:rPr>
+          <w:rStyle w:val="Strong"/>
+          <w:rFonts w:ascii="Book Antiqua" w:eastAsiaTheme="majorEastAsia" w:hAnsi="Book Antiqua"/>
+          <w:sz w:val="20"/>
+          <w:szCs w:val="20"/>
+        </w:rPr>
+        <w:t>PEFT</w:t>
+      </w:r>
+      <w:r>
+        <w:rPr>
+          <w:rFonts w:ascii="Book Antiqua" w:hAnsi="Book Antiqua"/>
+          <w:sz w:val="20"/>
+          <w:szCs w:val="20"/>
+        </w:rPr>
+        <w:t xml:space="preserve"> improving financial terminology reasoning and internal policy comprehension</w:t>
       </w:r>
     </w:p>
     <w:p>
@@ -5637,24 +6202,52 @@
           <w:sz w:val="20"/>
           <w:szCs w:val="20"/>
         </w:rPr>
-        <w:t xml:space="preserve">Implemented </w:t>
-      </w:r>
-      <w:r>
-        <w:rPr>
-          <w:rStyle w:val="Strong"/>
-          <w:rFonts w:ascii="Book Antiqua" w:eastAsiaTheme="majorEastAsia" w:hAnsi="Book Antiqua"/>
-          <w:sz w:val="20"/>
-          <w:szCs w:val="20"/>
-        </w:rPr>
-        <w:t>serverless inference endpoints on AWS Lambda</w:t>
-      </w:r>
-      <w:r>
-        <w:rPr>
-          <w:rFonts w:ascii="Book Antiqua" w:hAnsi="Book Antiqua"/>
-          <w:sz w:val="20"/>
-          <w:szCs w:val="20"/>
-        </w:rPr>
-        <w:t xml:space="preserve"> enabling low-latency predictions</w:t>
+        <w:t xml:space="preserve">Deployed </w:t>
+      </w:r>
+      <w:r>
+        <w:rPr>
+          <w:rStyle w:val="Strong"/>
+          <w:rFonts w:ascii="Book Antiqua" w:eastAsiaTheme="majorEastAsia" w:hAnsi="Book Antiqua"/>
+          <w:sz w:val="20"/>
+          <w:szCs w:val="20"/>
+        </w:rPr>
+        <w:t>Llama 3.2</w:t>
+      </w:r>
+      <w:r>
+        <w:rPr>
+          <w:rFonts w:ascii="Book Antiqua" w:hAnsi="Book Antiqua"/>
+          <w:sz w:val="20"/>
+          <w:szCs w:val="20"/>
+        </w:rPr>
+        <w:t xml:space="preserve"> model workloads using </w:t>
+      </w:r>
+      <w:proofErr w:type="spellStart"/>
+      <w:r>
+        <w:rPr>
+          <w:rStyle w:val="Strong"/>
+          <w:rFonts w:ascii="Book Antiqua" w:eastAsiaTheme="majorEastAsia" w:hAnsi="Book Antiqua"/>
+          <w:sz w:val="20"/>
+          <w:szCs w:val="20"/>
+        </w:rPr>
+        <w:t>vLLM</w:t>
+      </w:r>
+      <w:proofErr w:type="spellEnd"/>
+      <w:r>
+        <w:rPr>
+          <w:rStyle w:val="Strong"/>
+          <w:rFonts w:ascii="Book Antiqua" w:eastAsiaTheme="majorEastAsia" w:hAnsi="Book Antiqua"/>
+          <w:sz w:val="20"/>
+          <w:szCs w:val="20"/>
+        </w:rPr>
+        <w:t xml:space="preserve"> inference servers</w:t>
+      </w:r>
+      <w:r>
+        <w:rPr>
+          <w:rFonts w:ascii="Book Antiqua" w:hAnsi="Book Antiqua"/>
+          <w:sz w:val="20"/>
+          <w:szCs w:val="20"/>
+        </w:rPr>
+        <w:t xml:space="preserve"> for optimized high-throughput and low-latency enterprise serving</w:t>
       </w:r>
     </w:p>
     <w:p>
@@ -5676,24 +6269,109 @@
           <w:sz w:val="20"/>
           <w:szCs w:val="20"/>
         </w:rPr>
-        <w:t xml:space="preserve">Built user-facing AI tools using </w:t>
-      </w:r>
-      <w:r>
-        <w:rPr>
-          <w:rStyle w:val="Strong"/>
-          <w:rFonts w:ascii="Book Antiqua" w:eastAsiaTheme="majorEastAsia" w:hAnsi="Book Antiqua"/>
-          <w:sz w:val="20"/>
-          <w:szCs w:val="20"/>
-        </w:rPr>
-        <w:t>Streamlit, HTML, CSS and JavaScript</w:t>
-      </w:r>
-      <w:r>
-        <w:rPr>
-          <w:rFonts w:ascii="Book Antiqua" w:hAnsi="Book Antiqua"/>
-          <w:sz w:val="20"/>
-          <w:szCs w:val="20"/>
-        </w:rPr>
-        <w:t xml:space="preserve"> for internal business users</w:t>
+        <w:t xml:space="preserve">Built scalable inference APIs using </w:t>
+      </w:r>
+      <w:r>
+        <w:rPr>
+          <w:rStyle w:val="Strong"/>
+          <w:rFonts w:ascii="Book Antiqua" w:eastAsiaTheme="majorEastAsia" w:hAnsi="Book Antiqua"/>
+          <w:sz w:val="20"/>
+          <w:szCs w:val="20"/>
+        </w:rPr>
+        <w:t>Flask</w:t>
+      </w:r>
+      <w:r>
+        <w:rPr>
+          <w:rFonts w:ascii="Book Antiqua" w:hAnsi="Book Antiqua"/>
+          <w:sz w:val="20"/>
+          <w:szCs w:val="20"/>
+        </w:rPr>
+        <w:t xml:space="preserve"> and </w:t>
+      </w:r>
+      <w:r>
+        <w:rPr>
+          <w:rStyle w:val="Strong"/>
+          <w:rFonts w:ascii="Book Antiqua" w:eastAsiaTheme="majorEastAsia" w:hAnsi="Book Antiqua"/>
+          <w:sz w:val="20"/>
+          <w:szCs w:val="20"/>
+        </w:rPr>
+        <w:t>FastAPI</w:t>
+      </w:r>
+      <w:r>
+        <w:rPr>
+          <w:rFonts w:ascii="Book Antiqua" w:hAnsi="Book Antiqua"/>
+          <w:sz w:val="20"/>
+          <w:szCs w:val="20"/>
+        </w:rPr>
+        <w:t xml:space="preserve">, containerized with </w:t>
+      </w:r>
+      <w:r>
+        <w:rPr>
+          <w:rStyle w:val="Strong"/>
+          <w:rFonts w:ascii="Book Antiqua" w:eastAsiaTheme="majorEastAsia" w:hAnsi="Book Antiqua"/>
+          <w:sz w:val="20"/>
+          <w:szCs w:val="20"/>
+        </w:rPr>
+        <w:t>Docker</w:t>
+      </w:r>
+      <w:r>
+        <w:rPr>
+          <w:rFonts w:ascii="Book Antiqua" w:hAnsi="Book Antiqua"/>
+          <w:sz w:val="20"/>
+          <w:szCs w:val="20"/>
+        </w:rPr>
+        <w:t xml:space="preserve">, and deployed across </w:t>
+      </w:r>
+      <w:r>
+        <w:rPr>
+          <w:rStyle w:val="Strong"/>
+          <w:rFonts w:ascii="Book Antiqua" w:eastAsiaTheme="majorEastAsia" w:hAnsi="Book Antiqua"/>
+          <w:sz w:val="20"/>
+          <w:szCs w:val="20"/>
+        </w:rPr>
+        <w:t>EC2</w:t>
+      </w:r>
+      <w:r>
+        <w:rPr>
+          <w:rFonts w:ascii="Book Antiqua" w:hAnsi="Book Antiqua"/>
+          <w:sz w:val="20"/>
+          <w:szCs w:val="20"/>
+        </w:rPr>
+        <w:t xml:space="preserve">, </w:t>
+      </w:r>
+      <w:r>
+        <w:rPr>
+          <w:rStyle w:val="Strong"/>
+          <w:rFonts w:ascii="Book Antiqua" w:eastAsiaTheme="majorEastAsia" w:hAnsi="Book Antiqua"/>
+          <w:sz w:val="20"/>
+          <w:szCs w:val="20"/>
+        </w:rPr>
+        <w:t>ECS</w:t>
+      </w:r>
+      <w:r>
+        <w:rPr>
+          <w:rFonts w:ascii="Book Antiqua" w:hAnsi="Book Antiqua"/>
+          <w:sz w:val="20"/>
+          <w:szCs w:val="20"/>
+        </w:rPr>
+        <w:t xml:space="preserve">, and </w:t>
+      </w:r>
+      <w:r>
+        <w:rPr>
+          <w:rStyle w:val="Strong"/>
+          <w:rFonts w:ascii="Book Antiqua" w:eastAsiaTheme="majorEastAsia" w:hAnsi="Book Antiqua"/>
+          <w:sz w:val="20"/>
+          <w:szCs w:val="20"/>
+        </w:rPr>
+        <w:t>EKS</w:t>
+      </w:r>
+      <w:r>
+        <w:rPr>
+          <w:rFonts w:ascii="Book Antiqua" w:hAnsi="Book Antiqua"/>
+          <w:sz w:val="20"/>
+          <w:szCs w:val="20"/>
+        </w:rPr>
+        <w:t xml:space="preserve"> Kubernetes clusters</w:t>
       </w:r>
     </w:p>
     <w:p>
@@ -5715,16 +6393,58 @@
           <w:sz w:val="20"/>
           <w:szCs w:val="20"/>
         </w:rPr>
-        <w:t xml:space="preserve">Managed full ML lifecycle including training, validation, deployment and monitoring using </w:t>
-      </w:r>
-      <w:r>
-        <w:rPr>
-          <w:rStyle w:val="Strong"/>
-          <w:rFonts w:ascii="Book Antiqua" w:eastAsiaTheme="majorEastAsia" w:hAnsi="Book Antiqua"/>
-          <w:sz w:val="20"/>
-          <w:szCs w:val="20"/>
-        </w:rPr>
-        <w:t>MLflow and CI/CD pipelines</w:t>
+        <w:t xml:space="preserve">Implemented multi-agent AI systems using </w:t>
+      </w:r>
+      <w:r>
+        <w:rPr>
+          <w:rStyle w:val="Strong"/>
+          <w:rFonts w:ascii="Book Antiqua" w:eastAsiaTheme="majorEastAsia" w:hAnsi="Book Antiqua"/>
+          <w:sz w:val="20"/>
+          <w:szCs w:val="20"/>
+        </w:rPr>
+        <w:t>LangGraph</w:t>
+      </w:r>
+      <w:r>
+        <w:rPr>
+          <w:rFonts w:ascii="Book Antiqua" w:hAnsi="Book Antiqua"/>
+          <w:sz w:val="20"/>
+          <w:szCs w:val="20"/>
+        </w:rPr>
+        <w:t xml:space="preserve">, </w:t>
+      </w:r>
+      <w:r>
+        <w:rPr>
+          <w:rStyle w:val="Strong"/>
+          <w:rFonts w:ascii="Book Antiqua" w:eastAsiaTheme="majorEastAsia" w:hAnsi="Book Antiqua"/>
+          <w:sz w:val="20"/>
+          <w:szCs w:val="20"/>
+        </w:rPr>
+        <w:t>CrewAI</w:t>
+      </w:r>
+      <w:r>
+        <w:rPr>
+          <w:rFonts w:ascii="Book Antiqua" w:hAnsi="Book Antiqua"/>
+          <w:sz w:val="20"/>
+          <w:szCs w:val="20"/>
+        </w:rPr>
+        <w:t xml:space="preserve">, and </w:t>
+      </w:r>
+      <w:r>
+        <w:rPr>
+          <w:rStyle w:val="Strong"/>
+          <w:rFonts w:ascii="Book Antiqua" w:eastAsiaTheme="majorEastAsia" w:hAnsi="Book Antiqua"/>
+          <w:sz w:val="20"/>
+          <w:szCs w:val="20"/>
+        </w:rPr>
+        <w:t>AutoGen</w:t>
+      </w:r>
+      <w:r>
+        <w:rPr>
+          <w:rFonts w:ascii="Book Antiqua" w:hAnsi="Book Antiqua"/>
+          <w:sz w:val="20"/>
+          <w:szCs w:val="20"/>
+        </w:rPr>
+        <w:t xml:space="preserve"> enabling planner–executor–validator architectures with reflection loops and tool-augmented reasoning</w:t>
       </w:r>
     </w:p>
     <w:p>
@@ -5746,7 +6466,24 @@
           <w:sz w:val="20"/>
           <w:szCs w:val="20"/>
         </w:rPr>
-        <w:t>Implemented model monitoring, drift detection and automated retraining workflows</w:t>
+        <w:t xml:space="preserve">Designed persistent memory-enabled </w:t>
+      </w:r>
+      <w:r>
+        <w:rPr>
+          <w:rStyle w:val="Strong"/>
+          <w:rFonts w:ascii="Book Antiqua" w:eastAsiaTheme="majorEastAsia" w:hAnsi="Book Antiqua"/>
+          <w:sz w:val="20"/>
+          <w:szCs w:val="20"/>
+        </w:rPr>
+        <w:t>Agentic AI systems</w:t>
+      </w:r>
+      <w:r>
+        <w:rPr>
+          <w:rFonts w:ascii="Book Antiqua" w:hAnsi="Book Antiqua"/>
+          <w:sz w:val="20"/>
+          <w:szCs w:val="20"/>
+        </w:rPr>
+        <w:t xml:space="preserve"> with structured state tracking, tool orchestration, and controlled execution workflows</w:t>
       </w:r>
     </w:p>
     <w:p>
@@ -5768,24 +6505,24 @@
           <w:sz w:val="20"/>
           <w:szCs w:val="20"/>
         </w:rPr>
-        <w:t xml:space="preserve">Implemented </w:t>
-      </w:r>
-      <w:r>
-        <w:rPr>
-          <w:rStyle w:val="Strong"/>
-          <w:rFonts w:ascii="Book Antiqua" w:eastAsiaTheme="majorEastAsia" w:hAnsi="Book Antiqua"/>
-          <w:sz w:val="20"/>
-          <w:szCs w:val="20"/>
-        </w:rPr>
-        <w:t>feature store patterns in Databricks Delta tables</w:t>
-      </w:r>
-      <w:r>
-        <w:rPr>
-          <w:rFonts w:ascii="Book Antiqua" w:hAnsi="Book Antiqua"/>
-          <w:sz w:val="20"/>
-          <w:szCs w:val="20"/>
-        </w:rPr>
-        <w:t xml:space="preserve"> enabling consistent training-serving features and reducing data leakage across models</w:t>
+        <w:t xml:space="preserve">Applied </w:t>
+      </w:r>
+      <w:r>
+        <w:rPr>
+          <w:rStyle w:val="Strong"/>
+          <w:rFonts w:ascii="Book Antiqua" w:eastAsiaTheme="majorEastAsia" w:hAnsi="Book Antiqua"/>
+          <w:sz w:val="20"/>
+          <w:szCs w:val="20"/>
+        </w:rPr>
+        <w:t>MCP-style structured context management</w:t>
+      </w:r>
+      <w:r>
+        <w:rPr>
+          <w:rFonts w:ascii="Book Antiqua" w:hAnsi="Book Antiqua"/>
+          <w:sz w:val="20"/>
+          <w:szCs w:val="20"/>
+        </w:rPr>
+        <w:t xml:space="preserve"> ensuring consistent agent memory state handling, traceable reasoning steps, and evidence packaging</w:t>
       </w:r>
     </w:p>
     <w:p>
@@ -5807,24 +6544,24 @@
           <w:sz w:val="20"/>
           <w:szCs w:val="20"/>
         </w:rPr>
-        <w:t xml:space="preserve">Designed </w:t>
-      </w:r>
-      <w:r>
-        <w:rPr>
-          <w:rStyle w:val="Strong"/>
-          <w:rFonts w:ascii="Book Antiqua" w:eastAsiaTheme="majorEastAsia" w:hAnsi="Book Antiqua"/>
-          <w:sz w:val="20"/>
-          <w:szCs w:val="20"/>
-        </w:rPr>
-        <w:t>model evaluation and comparison dashboards in MLflow</w:t>
-      </w:r>
-      <w:r>
-        <w:rPr>
-          <w:rFonts w:ascii="Book Antiqua" w:hAnsi="Book Antiqua"/>
-          <w:sz w:val="20"/>
-          <w:szCs w:val="20"/>
-        </w:rPr>
-        <w:t xml:space="preserve"> tracking experiment metrics, model drift, and production performance trends</w:t>
+        <w:t xml:space="preserve">Implemented </w:t>
+      </w:r>
+      <w:r>
+        <w:rPr>
+          <w:rStyle w:val="Strong"/>
+          <w:rFonts w:ascii="Book Antiqua" w:eastAsiaTheme="majorEastAsia" w:hAnsi="Book Antiqua"/>
+          <w:sz w:val="20"/>
+          <w:szCs w:val="20"/>
+        </w:rPr>
+        <w:t>A2A (Agent-to-Agent)</w:t>
+      </w:r>
+      <w:r>
+        <w:rPr>
+          <w:rFonts w:ascii="Book Antiqua" w:hAnsi="Book Antiqua"/>
+          <w:sz w:val="20"/>
+          <w:szCs w:val="20"/>
+        </w:rPr>
+        <w:t xml:space="preserve"> collaboration frameworks enabling specialized retrieval agents, validation agents, summarization agents, and decision-support agents</w:t>
       </w:r>
     </w:p>
     <w:p>
@@ -5846,24 +6583,41 @@
           <w:sz w:val="20"/>
           <w:szCs w:val="20"/>
         </w:rPr>
-        <w:t xml:space="preserve">Built reusable </w:t>
-      </w:r>
-      <w:r>
-        <w:rPr>
-          <w:rStyle w:val="Strong"/>
-          <w:rFonts w:ascii="Book Antiqua" w:eastAsiaTheme="majorEastAsia" w:hAnsi="Book Antiqua"/>
-          <w:sz w:val="20"/>
-          <w:szCs w:val="20"/>
-        </w:rPr>
-        <w:t>template-based ML pipelines</w:t>
-      </w:r>
-      <w:r>
-        <w:rPr>
-          <w:rFonts w:ascii="Book Antiqua" w:hAnsi="Book Antiqua"/>
-          <w:sz w:val="20"/>
-          <w:szCs w:val="20"/>
-        </w:rPr>
-        <w:t xml:space="preserve"> allowing analysts to onboard new prediction use cases with minimal code changes</w:t>
+        <w:t xml:space="preserve">Integrated </w:t>
+      </w:r>
+      <w:r>
+        <w:rPr>
+          <w:rStyle w:val="Strong"/>
+          <w:rFonts w:ascii="Book Antiqua" w:eastAsiaTheme="majorEastAsia" w:hAnsi="Book Antiqua"/>
+          <w:sz w:val="20"/>
+          <w:szCs w:val="20"/>
+        </w:rPr>
+        <w:t>Google Vertex AI Embeddings</w:t>
+      </w:r>
+      <w:r>
+        <w:rPr>
+          <w:rFonts w:ascii="Book Antiqua" w:hAnsi="Book Antiqua"/>
+          <w:sz w:val="20"/>
+          <w:szCs w:val="20"/>
+        </w:rPr>
+        <w:t xml:space="preserve"> and </w:t>
+      </w:r>
+      <w:r>
+        <w:rPr>
+          <w:rStyle w:val="Strong"/>
+          <w:rFonts w:ascii="Book Antiqua" w:eastAsiaTheme="majorEastAsia" w:hAnsi="Book Antiqua"/>
+          <w:sz w:val="20"/>
+          <w:szCs w:val="20"/>
+        </w:rPr>
+        <w:t>Google Vector Search</w:t>
+      </w:r>
+      <w:r>
+        <w:rPr>
+          <w:rFonts w:ascii="Book Antiqua" w:hAnsi="Book Antiqua"/>
+          <w:sz w:val="20"/>
+          <w:szCs w:val="20"/>
+        </w:rPr>
+        <w:t xml:space="preserve"> within hybrid-cloud deployments for semantic retrieval augmentation</w:t>
       </w:r>
     </w:p>
     <w:p>
@@ -5885,7 +6639,84 @@
           <w:sz w:val="20"/>
           <w:szCs w:val="20"/>
         </w:rPr>
-        <w:t>Optimized inference throughput using batching and asynchronous processing improving API response performance under concurrent workloads</w:t>
+        <w:t xml:space="preserve">Developed scalable ML workloads using </w:t>
+      </w:r>
+      <w:r>
+        <w:rPr>
+          <w:rStyle w:val="Strong"/>
+          <w:rFonts w:ascii="Book Antiqua" w:eastAsiaTheme="majorEastAsia" w:hAnsi="Book Antiqua"/>
+          <w:sz w:val="20"/>
+          <w:szCs w:val="20"/>
+        </w:rPr>
+        <w:t>AWS SageMaker Training Jobs</w:t>
+      </w:r>
+      <w:r>
+        <w:rPr>
+          <w:rFonts w:ascii="Book Antiqua" w:hAnsi="Book Antiqua"/>
+          <w:sz w:val="20"/>
+          <w:szCs w:val="20"/>
+        </w:rPr>
+        <w:t xml:space="preserve">, </w:t>
+      </w:r>
+      <w:r>
+        <w:rPr>
+          <w:rStyle w:val="Strong"/>
+          <w:rFonts w:ascii="Book Antiqua" w:eastAsiaTheme="majorEastAsia" w:hAnsi="Book Antiqua"/>
+          <w:sz w:val="20"/>
+          <w:szCs w:val="20"/>
+        </w:rPr>
+        <w:t>Hyperparameter Tuning Jobs</w:t>
+      </w:r>
+      <w:r>
+        <w:rPr>
+          <w:rFonts w:ascii="Book Antiqua" w:hAnsi="Book Antiqua"/>
+          <w:sz w:val="20"/>
+          <w:szCs w:val="20"/>
+        </w:rPr>
+        <w:t xml:space="preserve">, </w:t>
+      </w:r>
+      <w:r>
+        <w:rPr>
+          <w:rStyle w:val="Strong"/>
+          <w:rFonts w:ascii="Book Antiqua" w:eastAsiaTheme="majorEastAsia" w:hAnsi="Book Antiqua"/>
+          <w:sz w:val="20"/>
+          <w:szCs w:val="20"/>
+        </w:rPr>
+        <w:t>Real-Time Endpoints</w:t>
+      </w:r>
+      <w:r>
+        <w:rPr>
+          <w:rFonts w:ascii="Book Antiqua" w:hAnsi="Book Antiqua"/>
+          <w:sz w:val="20"/>
+          <w:szCs w:val="20"/>
+        </w:rPr>
+        <w:t xml:space="preserve">, </w:t>
+      </w:r>
+      <w:r>
+        <w:rPr>
+          <w:rStyle w:val="Strong"/>
+          <w:rFonts w:ascii="Book Antiqua" w:eastAsiaTheme="majorEastAsia" w:hAnsi="Book Antiqua"/>
+          <w:sz w:val="20"/>
+          <w:szCs w:val="20"/>
+        </w:rPr>
+        <w:t>Batch Transform</w:t>
+      </w:r>
+      <w:r>
+        <w:rPr>
+          <w:rFonts w:ascii="Book Antiqua" w:hAnsi="Book Antiqua"/>
+          <w:sz w:val="20"/>
+          <w:szCs w:val="20"/>
+        </w:rPr>
+        <w:t xml:space="preserve">, and </w:t>
+      </w:r>
+      <w:r>
+        <w:rPr>
+          <w:rStyle w:val="Strong"/>
+          <w:rFonts w:ascii="Book Antiqua" w:eastAsiaTheme="majorEastAsia" w:hAnsi="Book Antiqua"/>
+          <w:sz w:val="20"/>
+          <w:szCs w:val="20"/>
+        </w:rPr>
+        <w:t>Multi-Model Endpoints</w:t>
       </w:r>
     </w:p>
     <w:p>
@@ -5907,7 +6738,75 @@
           <w:sz w:val="20"/>
           <w:szCs w:val="20"/>
         </w:rPr>
-        <w:t>Conducted stakeholder demos and adoption workshops enabling business teams to operationalize ML predictions within daily workflows</w:t>
+        <w:t xml:space="preserve">Built end-to-end </w:t>
+      </w:r>
+      <w:r>
+        <w:rPr>
+          <w:rStyle w:val="Strong"/>
+          <w:rFonts w:ascii="Book Antiqua" w:eastAsiaTheme="majorEastAsia" w:hAnsi="Book Antiqua"/>
+          <w:sz w:val="20"/>
+          <w:szCs w:val="20"/>
+        </w:rPr>
+        <w:t>MLOps / LLMOps pipelines</w:t>
+      </w:r>
+      <w:r>
+        <w:rPr>
+          <w:rFonts w:ascii="Book Antiqua" w:hAnsi="Book Antiqua"/>
+          <w:sz w:val="20"/>
+          <w:szCs w:val="20"/>
+        </w:rPr>
+        <w:t xml:space="preserve"> using </w:t>
+      </w:r>
+      <w:r>
+        <w:rPr>
+          <w:rStyle w:val="Strong"/>
+          <w:rFonts w:ascii="Book Antiqua" w:eastAsiaTheme="majorEastAsia" w:hAnsi="Book Antiqua"/>
+          <w:sz w:val="20"/>
+          <w:szCs w:val="20"/>
+        </w:rPr>
+        <w:t>SageMaker Pipelines</w:t>
+      </w:r>
+      <w:r>
+        <w:rPr>
+          <w:rFonts w:ascii="Book Antiqua" w:hAnsi="Book Antiqua"/>
+          <w:sz w:val="20"/>
+          <w:szCs w:val="20"/>
+        </w:rPr>
+        <w:t xml:space="preserve">, </w:t>
+      </w:r>
+      <w:r>
+        <w:rPr>
+          <w:rStyle w:val="Strong"/>
+          <w:rFonts w:ascii="Book Antiqua" w:eastAsiaTheme="majorEastAsia" w:hAnsi="Book Antiqua"/>
+          <w:sz w:val="20"/>
+          <w:szCs w:val="20"/>
+        </w:rPr>
+        <w:t>AWS Lambda</w:t>
+      </w:r>
+      <w:r>
+        <w:rPr>
+          <w:rFonts w:ascii="Book Antiqua" w:hAnsi="Book Antiqua"/>
+          <w:sz w:val="20"/>
+          <w:szCs w:val="20"/>
+        </w:rPr>
+        <w:t xml:space="preserve">, and </w:t>
+      </w:r>
+      <w:r>
+        <w:rPr>
+          <w:rStyle w:val="Strong"/>
+          <w:rFonts w:ascii="Book Antiqua" w:eastAsiaTheme="majorEastAsia" w:hAnsi="Book Antiqua"/>
+          <w:sz w:val="20"/>
+          <w:szCs w:val="20"/>
+        </w:rPr>
+        <w:t>Step Functions</w:t>
+      </w:r>
+      <w:r>
+        <w:rPr>
+          <w:rFonts w:ascii="Book Antiqua" w:hAnsi="Book Antiqua"/>
+          <w:sz w:val="20"/>
+          <w:szCs w:val="20"/>
+        </w:rPr>
+        <w:t xml:space="preserve"> for automated training, validation, approval, deployment, and rollback workflows</w:t>
       </w:r>
     </w:p>
     <w:p>
@@ -5929,16 +6828,41 @@
           <w:sz w:val="20"/>
           <w:szCs w:val="20"/>
         </w:rPr>
-        <w:t xml:space="preserve">Integrated batch and real-time prediction pipelines using </w:t>
-      </w:r>
-      <w:r>
-        <w:rPr>
-          <w:rStyle w:val="Strong"/>
-          <w:rFonts w:ascii="Book Antiqua" w:eastAsiaTheme="majorEastAsia" w:hAnsi="Book Antiqua"/>
-          <w:sz w:val="20"/>
-          <w:szCs w:val="20"/>
-        </w:rPr>
-        <w:t>AWS SageMaker and cloud storage</w:t>
+        <w:t xml:space="preserve">Configured </w:t>
+      </w:r>
+      <w:r>
+        <w:rPr>
+          <w:rStyle w:val="Strong"/>
+          <w:rFonts w:ascii="Book Antiqua" w:eastAsiaTheme="majorEastAsia" w:hAnsi="Book Antiqua"/>
+          <w:sz w:val="20"/>
+          <w:szCs w:val="20"/>
+        </w:rPr>
+        <w:t>SageMaker Model Monitor</w:t>
+      </w:r>
+      <w:r>
+        <w:rPr>
+          <w:rFonts w:ascii="Book Antiqua" w:hAnsi="Book Antiqua"/>
+          <w:sz w:val="20"/>
+          <w:szCs w:val="20"/>
+        </w:rPr>
+        <w:t xml:space="preserve"> and </w:t>
+      </w:r>
+      <w:r>
+        <w:rPr>
+          <w:rStyle w:val="Strong"/>
+          <w:rFonts w:ascii="Book Antiqua" w:eastAsiaTheme="majorEastAsia" w:hAnsi="Book Antiqua"/>
+          <w:sz w:val="20"/>
+          <w:szCs w:val="20"/>
+        </w:rPr>
+        <w:t>AWS CloudWatch</w:t>
+      </w:r>
+      <w:r>
+        <w:rPr>
+          <w:rFonts w:ascii="Book Antiqua" w:hAnsi="Book Antiqua"/>
+          <w:sz w:val="20"/>
+          <w:szCs w:val="20"/>
+        </w:rPr>
+        <w:t xml:space="preserve"> for drift detection, latency tracking, hallucination monitoring, token usage tracking, and SLA alerting</w:t>
       </w:r>
     </w:p>
     <w:p>
@@ -5960,16 +6884,45 @@
           <w:sz w:val="20"/>
           <w:szCs w:val="20"/>
         </w:rPr>
-        <w:t xml:space="preserve">Performed advanced data processing and transformation using </w:t>
-      </w:r>
-      <w:r>
-        <w:rPr>
-          <w:rStyle w:val="Strong"/>
-          <w:rFonts w:ascii="Book Antiqua" w:eastAsiaTheme="majorEastAsia" w:hAnsi="Book Antiqua"/>
-          <w:sz w:val="20"/>
-          <w:szCs w:val="20"/>
-        </w:rPr>
-        <w:t>PySpark and distributed computing</w:t>
+        <w:t xml:space="preserve">Integrated </w:t>
+      </w:r>
+      <w:proofErr w:type="spellStart"/>
+      <w:r>
+        <w:rPr>
+          <w:rStyle w:val="Strong"/>
+          <w:rFonts w:ascii="Book Antiqua" w:eastAsiaTheme="majorEastAsia" w:hAnsi="Book Antiqua"/>
+          <w:sz w:val="20"/>
+          <w:szCs w:val="20"/>
+        </w:rPr>
+        <w:t>LangSmith</w:t>
+      </w:r>
+      <w:proofErr w:type="spellEnd"/>
+      <w:r>
+        <w:rPr>
+          <w:rFonts w:ascii="Book Antiqua" w:hAnsi="Book Antiqua"/>
+          <w:sz w:val="20"/>
+          <w:szCs w:val="20"/>
+        </w:rPr>
+        <w:t xml:space="preserve"> and </w:t>
+      </w:r>
+      <w:proofErr w:type="spellStart"/>
+      <w:r>
+        <w:rPr>
+          <w:rStyle w:val="Strong"/>
+          <w:rFonts w:ascii="Book Antiqua" w:eastAsiaTheme="majorEastAsia" w:hAnsi="Book Antiqua"/>
+          <w:sz w:val="20"/>
+          <w:szCs w:val="20"/>
+        </w:rPr>
+        <w:t>LangFuse</w:t>
+      </w:r>
+      <w:proofErr w:type="spellEnd"/>
+      <w:r>
+        <w:rPr>
+          <w:rFonts w:ascii="Book Antiqua" w:hAnsi="Book Antiqua"/>
+          <w:sz w:val="20"/>
+          <w:szCs w:val="20"/>
+        </w:rPr>
+        <w:t xml:space="preserve"> for prompt tracing, experiment tracking, evaluation benchmarking, latency profiling, regression testing, and cost analytics dashboards</w:t>
       </w:r>
     </w:p>
     <w:p>
@@ -5991,7 +6944,7 @@
           <w:sz w:val="20"/>
           <w:szCs w:val="20"/>
         </w:rPr>
-        <w:t>Optimized model performance through hyperparameter tuning and cross-validation</w:t>
+        <w:t>Designed retrieval regression testing harnesses using golden Q&amp;A datasets to validate groundedness and response correctness before production promotion</w:t>
       </w:r>
     </w:p>
     <w:p>
@@ -6013,24 +6966,7 @@
           <w:sz w:val="20"/>
           <w:szCs w:val="20"/>
         </w:rPr>
-        <w:t xml:space="preserve">Built visualization dashboards using </w:t>
-      </w:r>
-      <w:r>
-        <w:rPr>
-          <w:rStyle w:val="Strong"/>
-          <w:rFonts w:ascii="Book Antiqua" w:eastAsiaTheme="majorEastAsia" w:hAnsi="Book Antiqua"/>
-          <w:sz w:val="20"/>
-          <w:szCs w:val="20"/>
-        </w:rPr>
-        <w:t>Matplotlib, seaborn, Power BI and Tableau</w:t>
-      </w:r>
-      <w:r>
-        <w:rPr>
-          <w:rFonts w:ascii="Book Antiqua" w:hAnsi="Book Antiqua"/>
-          <w:sz w:val="20"/>
-          <w:szCs w:val="20"/>
-        </w:rPr>
-        <w:t xml:space="preserve"> for model explainability</w:t>
+        <w:t>Engineered automated fault detection systems identifying hallucination spikes, retrieval degradation, embedding drift, index corruption, and tool execution failures</w:t>
       </w:r>
     </w:p>
     <w:p>
@@ -6052,16 +6988,92 @@
           <w:sz w:val="20"/>
           <w:szCs w:val="20"/>
         </w:rPr>
-        <w:t xml:space="preserve">Evaluated model performance using </w:t>
-      </w:r>
-      <w:r>
-        <w:rPr>
-          <w:rStyle w:val="Strong"/>
-          <w:rFonts w:ascii="Book Antiqua" w:eastAsiaTheme="majorEastAsia" w:hAnsi="Book Antiqua"/>
-          <w:sz w:val="20"/>
-          <w:szCs w:val="20"/>
-        </w:rPr>
-        <w:t>precision, recall, ROC-AUC and error analysis</w:t>
+        <w:t xml:space="preserve">Designed secure ingestion and feature pipelines using </w:t>
+      </w:r>
+      <w:r>
+        <w:rPr>
+          <w:rStyle w:val="Strong"/>
+          <w:rFonts w:ascii="Book Antiqua" w:eastAsiaTheme="majorEastAsia" w:hAnsi="Book Antiqua"/>
+          <w:sz w:val="20"/>
+          <w:szCs w:val="20"/>
+        </w:rPr>
+        <w:t>S3</w:t>
+      </w:r>
+      <w:r>
+        <w:rPr>
+          <w:rFonts w:ascii="Book Antiqua" w:hAnsi="Book Antiqua"/>
+          <w:sz w:val="20"/>
+          <w:szCs w:val="20"/>
+        </w:rPr>
+        <w:t xml:space="preserve">, </w:t>
+      </w:r>
+      <w:r>
+        <w:rPr>
+          <w:rStyle w:val="Strong"/>
+          <w:rFonts w:ascii="Book Antiqua" w:eastAsiaTheme="majorEastAsia" w:hAnsi="Book Antiqua"/>
+          <w:sz w:val="20"/>
+          <w:szCs w:val="20"/>
+        </w:rPr>
+        <w:t>DynamoDB</w:t>
+      </w:r>
+      <w:r>
+        <w:rPr>
+          <w:rFonts w:ascii="Book Antiqua" w:hAnsi="Book Antiqua"/>
+          <w:sz w:val="20"/>
+          <w:szCs w:val="20"/>
+        </w:rPr>
+        <w:t xml:space="preserve">, </w:t>
+      </w:r>
+      <w:r>
+        <w:rPr>
+          <w:rStyle w:val="Strong"/>
+          <w:rFonts w:ascii="Book Antiqua" w:eastAsiaTheme="majorEastAsia" w:hAnsi="Book Antiqua"/>
+          <w:sz w:val="20"/>
+          <w:szCs w:val="20"/>
+        </w:rPr>
+        <w:t>EMR</w:t>
+      </w:r>
+      <w:r>
+        <w:rPr>
+          <w:rFonts w:ascii="Book Antiqua" w:hAnsi="Book Antiqua"/>
+          <w:sz w:val="20"/>
+          <w:szCs w:val="20"/>
+        </w:rPr>
+        <w:t xml:space="preserve">, </w:t>
+      </w:r>
+      <w:r>
+        <w:rPr>
+          <w:rStyle w:val="Strong"/>
+          <w:rFonts w:ascii="Book Antiqua" w:eastAsiaTheme="majorEastAsia" w:hAnsi="Book Antiqua"/>
+          <w:sz w:val="20"/>
+          <w:szCs w:val="20"/>
+        </w:rPr>
+        <w:t>Redshift</w:t>
+      </w:r>
+      <w:r>
+        <w:rPr>
+          <w:rFonts w:ascii="Book Antiqua" w:hAnsi="Book Antiqua"/>
+          <w:sz w:val="20"/>
+          <w:szCs w:val="20"/>
+        </w:rPr>
+        <w:t xml:space="preserve">, and </w:t>
+      </w:r>
+      <w:r>
+        <w:rPr>
+          <w:rStyle w:val="Strong"/>
+          <w:rFonts w:ascii="Book Antiqua" w:eastAsiaTheme="majorEastAsia" w:hAnsi="Book Antiqua"/>
+          <w:sz w:val="20"/>
+          <w:szCs w:val="20"/>
+        </w:rPr>
+        <w:t>AWS Glue</w:t>
+      </w:r>
+      <w:r>
+        <w:rPr>
+          <w:rFonts w:ascii="Book Antiqua" w:hAnsi="Book Antiqua"/>
+          <w:sz w:val="20"/>
+          <w:szCs w:val="20"/>
+        </w:rPr>
+        <w:t xml:space="preserve"> supporting enterprise ML feature stores</w:t>
       </w:r>
     </w:p>
     <w:p>
@@ -6083,7 +7095,24 @@
           <w:sz w:val="20"/>
           <w:szCs w:val="20"/>
         </w:rPr>
-        <w:t>Designed data pipelines supporting structured and unstructured datasets for scalable analytics</w:t>
+        <w:t xml:space="preserve">Processed call transcripts using </w:t>
+      </w:r>
+      <w:r>
+        <w:rPr>
+          <w:rStyle w:val="Strong"/>
+          <w:rFonts w:ascii="Book Antiqua" w:eastAsiaTheme="majorEastAsia" w:hAnsi="Book Antiqua"/>
+          <w:sz w:val="20"/>
+          <w:szCs w:val="20"/>
+        </w:rPr>
+        <w:t>AWS Transcribe</w:t>
+      </w:r>
+      <w:r>
+        <w:rPr>
+          <w:rFonts w:ascii="Book Antiqua" w:hAnsi="Book Antiqua"/>
+          <w:sz w:val="20"/>
+          <w:szCs w:val="20"/>
+        </w:rPr>
+        <w:t xml:space="preserve"> and built LLM-driven summarization and topic extraction pipelines</w:t>
       </w:r>
     </w:p>
     <w:p>
@@ -6105,7 +7134,77 @@
           <w:sz w:val="20"/>
           <w:szCs w:val="20"/>
         </w:rPr>
-        <w:t>Improved inference latency and cost through caching, prompt tuning and efficient embeddings retrieval</w:t>
+        <w:t xml:space="preserve">Developed ML models using </w:t>
+      </w:r>
+      <w:proofErr w:type="spellStart"/>
+      <w:r>
+        <w:rPr>
+          <w:rStyle w:val="Strong"/>
+          <w:rFonts w:ascii="Book Antiqua" w:eastAsiaTheme="majorEastAsia" w:hAnsi="Book Antiqua"/>
+          <w:sz w:val="20"/>
+          <w:szCs w:val="20"/>
+        </w:rPr>
+        <w:t>XGBoost</w:t>
+      </w:r>
+      <w:proofErr w:type="spellEnd"/>
+      <w:r>
+        <w:rPr>
+          <w:rFonts w:ascii="Book Antiqua" w:hAnsi="Book Antiqua"/>
+          <w:sz w:val="20"/>
+          <w:szCs w:val="20"/>
+        </w:rPr>
+        <w:t xml:space="preserve">, </w:t>
+      </w:r>
+      <w:r>
+        <w:rPr>
+          <w:rStyle w:val="Strong"/>
+          <w:rFonts w:ascii="Book Antiqua" w:eastAsiaTheme="majorEastAsia" w:hAnsi="Book Antiqua"/>
+          <w:sz w:val="20"/>
+          <w:szCs w:val="20"/>
+        </w:rPr>
+        <w:t>Random Forest</w:t>
+      </w:r>
+      <w:r>
+        <w:rPr>
+          <w:rFonts w:ascii="Book Antiqua" w:hAnsi="Book Antiqua"/>
+          <w:sz w:val="20"/>
+          <w:szCs w:val="20"/>
+        </w:rPr>
+        <w:t xml:space="preserve">, </w:t>
+      </w:r>
+      <w:r>
+        <w:rPr>
+          <w:rStyle w:val="Strong"/>
+          <w:rFonts w:ascii="Book Antiqua" w:eastAsiaTheme="majorEastAsia" w:hAnsi="Book Antiqua"/>
+          <w:sz w:val="20"/>
+          <w:szCs w:val="20"/>
+        </w:rPr>
+        <w:t>SVM</w:t>
+      </w:r>
+      <w:r>
+        <w:rPr>
+          <w:rFonts w:ascii="Book Antiqua" w:hAnsi="Book Antiqua"/>
+          <w:sz w:val="20"/>
+          <w:szCs w:val="20"/>
+        </w:rPr>
+        <w:t xml:space="preserve">, and </w:t>
+      </w:r>
+      <w:r>
+        <w:rPr>
+          <w:rStyle w:val="Strong"/>
+          <w:rFonts w:ascii="Book Antiqua" w:eastAsiaTheme="majorEastAsia" w:hAnsi="Book Antiqua"/>
+          <w:sz w:val="20"/>
+          <w:szCs w:val="20"/>
+        </w:rPr>
+        <w:t>Logistic Regression</w:t>
+      </w:r>
+      <w:r>
+        <w:rPr>
+          <w:rFonts w:ascii="Book Antiqua" w:hAnsi="Book Antiqua"/>
+          <w:sz w:val="20"/>
+          <w:szCs w:val="20"/>
+        </w:rPr>
+        <w:t xml:space="preserve"> for fraud detection, anomaly detection, and risk scoring initiatives</w:t>
       </w:r>
     </w:p>
     <w:p>
@@ -6127,7 +7226,25 @@
           <w:sz w:val="20"/>
           <w:szCs w:val="20"/>
         </w:rPr>
-        <w:t>Applied systems thinking considering data quality, infrastructure and downstream business impact</w:t>
+        <w:lastRenderedPageBreak/>
+        <w:t xml:space="preserve">Performed advanced feature engineering using </w:t>
+      </w:r>
+      <w:r>
+        <w:rPr>
+          <w:rStyle w:val="Strong"/>
+          <w:rFonts w:ascii="Book Antiqua" w:eastAsiaTheme="majorEastAsia" w:hAnsi="Book Antiqua"/>
+          <w:sz w:val="20"/>
+          <w:szCs w:val="20"/>
+        </w:rPr>
+        <w:t>Scikit-learn</w:t>
+      </w:r>
+      <w:r>
+        <w:rPr>
+          <w:rFonts w:ascii="Book Antiqua" w:hAnsi="Book Antiqua"/>
+          <w:sz w:val="20"/>
+          <w:szCs w:val="20"/>
+        </w:rPr>
+        <w:t>, normalization, encoding, feature interaction modeling, and dimensionality reduction</w:t>
       </w:r>
     </w:p>
     <w:p>
@@ -6149,7 +7266,41 @@
           <w:sz w:val="20"/>
           <w:szCs w:val="20"/>
         </w:rPr>
-        <w:t>Collaborated with data engineers, analysts and stakeholders to translate requirements into deployable ML solutions</w:t>
+        <w:t xml:space="preserve">Designed </w:t>
+      </w:r>
+      <w:r>
+        <w:rPr>
+          <w:rStyle w:val="Strong"/>
+          <w:rFonts w:ascii="Book Antiqua" w:eastAsiaTheme="majorEastAsia" w:hAnsi="Book Antiqua"/>
+          <w:sz w:val="20"/>
+          <w:szCs w:val="20"/>
+        </w:rPr>
+        <w:t>3NF OLTP</w:t>
+      </w:r>
+      <w:r>
+        <w:rPr>
+          <w:rFonts w:ascii="Book Antiqua" w:hAnsi="Book Antiqua"/>
+          <w:sz w:val="20"/>
+          <w:szCs w:val="20"/>
+        </w:rPr>
+        <w:t xml:space="preserve"> and </w:t>
+      </w:r>
+      <w:r>
+        <w:rPr>
+          <w:rStyle w:val="Strong"/>
+          <w:rFonts w:ascii="Book Antiqua" w:eastAsiaTheme="majorEastAsia" w:hAnsi="Book Antiqua"/>
+          <w:sz w:val="20"/>
+          <w:szCs w:val="20"/>
+        </w:rPr>
+        <w:t>Star/Snowflake schemas</w:t>
+      </w:r>
+      <w:r>
+        <w:rPr>
+          <w:rFonts w:ascii="Book Antiqua" w:hAnsi="Book Antiqua"/>
+          <w:sz w:val="20"/>
+          <w:szCs w:val="20"/>
+        </w:rPr>
+        <w:t xml:space="preserve"> supporting ML-ready analytical data models and governed reporting pipelines</w:t>
       </w:r>
     </w:p>
     <w:p>
@@ -6171,7 +7322,24 @@
           <w:sz w:val="20"/>
           <w:szCs w:val="20"/>
         </w:rPr>
-        <w:t>Mentored junior engineers on Python development, ML experimentation and deployment best practices</w:t>
+        <w:t xml:space="preserve">Implemented governed analytics workflows using </w:t>
+      </w:r>
+      <w:r>
+        <w:rPr>
+          <w:rStyle w:val="Strong"/>
+          <w:rFonts w:ascii="Book Antiqua" w:eastAsiaTheme="majorEastAsia" w:hAnsi="Book Antiqua"/>
+          <w:sz w:val="20"/>
+          <w:szCs w:val="20"/>
+        </w:rPr>
+        <w:t>Snowflake SaaS</w:t>
+      </w:r>
+      <w:r>
+        <w:rPr>
+          <w:rFonts w:ascii="Book Antiqua" w:hAnsi="Book Antiqua"/>
+          <w:sz w:val="20"/>
+          <w:szCs w:val="20"/>
+        </w:rPr>
+        <w:t xml:space="preserve"> for feature store and BI integration</w:t>
       </w:r>
     </w:p>
     <w:p>
@@ -6193,7 +7361,24 @@
           <w:sz w:val="20"/>
           <w:szCs w:val="20"/>
         </w:rPr>
-        <w:t>Participated in Agile sprint cycles including planning, reviews and production support</w:t>
+        <w:t xml:space="preserve">Conducted </w:t>
+      </w:r>
+      <w:r>
+        <w:rPr>
+          <w:rStyle w:val="Strong"/>
+          <w:rFonts w:ascii="Book Antiqua" w:eastAsiaTheme="majorEastAsia" w:hAnsi="Book Antiqua"/>
+          <w:sz w:val="20"/>
+          <w:szCs w:val="20"/>
+        </w:rPr>
+        <w:t>A/B testing</w:t>
+      </w:r>
+      <w:r>
+        <w:rPr>
+          <w:rFonts w:ascii="Book Antiqua" w:hAnsi="Book Antiqua"/>
+          <w:sz w:val="20"/>
+          <w:szCs w:val="20"/>
+        </w:rPr>
+        <w:t>, search ranking experiments, topic modeling, and retrieval performance benchmarking to improve knowledge access accuracy</w:t>
       </w:r>
     </w:p>
     <w:p>
@@ -6215,7 +7400,197 @@
           <w:sz w:val="20"/>
           <w:szCs w:val="20"/>
         </w:rPr>
-        <w:t>Documented models, assumptions and evaluation results ensuring reproducibility and governance</w:t>
+        <w:t xml:space="preserve">Built executive dashboards using </w:t>
+      </w:r>
+      <w:r>
+        <w:rPr>
+          <w:rStyle w:val="Strong"/>
+          <w:rFonts w:ascii="Book Antiqua" w:eastAsiaTheme="majorEastAsia" w:hAnsi="Book Antiqua"/>
+          <w:sz w:val="20"/>
+          <w:szCs w:val="20"/>
+        </w:rPr>
+        <w:t>Power BI</w:t>
+      </w:r>
+      <w:r>
+        <w:rPr>
+          <w:rFonts w:ascii="Book Antiqua" w:hAnsi="Book Antiqua"/>
+          <w:sz w:val="20"/>
+          <w:szCs w:val="20"/>
+        </w:rPr>
+        <w:t xml:space="preserve"> tracking LLM adoption, inference latency, token consumption, cost optimization metrics, and SLA compliance</w:t>
+      </w:r>
+    </w:p>
+    <w:p>
+      <w:pPr>
+        <w:pStyle w:val="NormalWeb"/>
+        <w:numPr>
+          <w:ilvl w:val="0"/>
+          <w:numId w:val="15"/>
+        </w:numPr>
+        <w:rPr>
+          <w:rFonts w:ascii="Book Antiqua" w:hAnsi="Book Antiqua"/>
+          <w:sz w:val="20"/>
+          <w:szCs w:val="20"/>
+        </w:rPr>
+      </w:pPr>
+      <w:r>
+        <w:rPr>
+          <w:rFonts w:ascii="Book Antiqua" w:hAnsi="Book Antiqua"/>
+          <w:sz w:val="20"/>
+          <w:szCs w:val="20"/>
+        </w:rPr>
+        <w:t xml:space="preserve">Implemented enterprise-grade </w:t>
+      </w:r>
+      <w:r>
+        <w:rPr>
+          <w:rStyle w:val="Strong"/>
+          <w:rFonts w:ascii="Book Antiqua" w:eastAsiaTheme="majorEastAsia" w:hAnsi="Book Antiqua"/>
+          <w:sz w:val="20"/>
+          <w:szCs w:val="20"/>
+        </w:rPr>
+        <w:t>RBAC</w:t>
+      </w:r>
+      <w:r>
+        <w:rPr>
+          <w:rFonts w:ascii="Book Antiqua" w:hAnsi="Book Antiqua"/>
+          <w:sz w:val="20"/>
+          <w:szCs w:val="20"/>
+        </w:rPr>
+        <w:t>, audit logging, encryption policies, and secure API access governance aligned with financial regulatory standards</w:t>
+      </w:r>
+    </w:p>
+    <w:p>
+      <w:pPr>
+        <w:pStyle w:val="NormalWeb"/>
+        <w:numPr>
+          <w:ilvl w:val="0"/>
+          <w:numId w:val="15"/>
+        </w:numPr>
+        <w:rPr>
+          <w:rFonts w:ascii="Book Antiqua" w:hAnsi="Book Antiqua"/>
+          <w:sz w:val="20"/>
+          <w:szCs w:val="20"/>
+        </w:rPr>
+      </w:pPr>
+      <w:r>
+        <w:rPr>
+          <w:rFonts w:ascii="Book Antiqua" w:hAnsi="Book Antiqua"/>
+          <w:sz w:val="20"/>
+          <w:szCs w:val="20"/>
+        </w:rPr>
+        <w:t>Led architecture reviews, defined reusable RAG and agentic design patterns, and contributed to enterprise GenAI strategy initiatives</w:t>
+      </w:r>
+    </w:p>
+    <w:p>
+      <w:pPr>
+        <w:pStyle w:val="NormalWeb"/>
+        <w:numPr>
+          <w:ilvl w:val="0"/>
+          <w:numId w:val="15"/>
+        </w:numPr>
+        <w:rPr>
+          <w:rFonts w:ascii="Book Antiqua" w:hAnsi="Book Antiqua"/>
+          <w:sz w:val="20"/>
+          <w:szCs w:val="20"/>
+        </w:rPr>
+      </w:pPr>
+      <w:r>
+        <w:rPr>
+          <w:rFonts w:ascii="Book Antiqua" w:hAnsi="Book Antiqua"/>
+          <w:sz w:val="20"/>
+          <w:szCs w:val="20"/>
+        </w:rPr>
+        <w:t xml:space="preserve">Mentored engineers on </w:t>
+      </w:r>
+      <w:r>
+        <w:rPr>
+          <w:rStyle w:val="Strong"/>
+          <w:rFonts w:ascii="Book Antiqua" w:eastAsiaTheme="majorEastAsia" w:hAnsi="Book Antiqua"/>
+          <w:sz w:val="20"/>
+          <w:szCs w:val="20"/>
+        </w:rPr>
+        <w:t>LLM engineering</w:t>
+      </w:r>
+      <w:r>
+        <w:rPr>
+          <w:rFonts w:ascii="Book Antiqua" w:hAnsi="Book Antiqua"/>
+          <w:sz w:val="20"/>
+          <w:szCs w:val="20"/>
+        </w:rPr>
+        <w:t xml:space="preserve">, </w:t>
+      </w:r>
+      <w:r>
+        <w:rPr>
+          <w:rStyle w:val="Strong"/>
+          <w:rFonts w:ascii="Book Antiqua" w:eastAsiaTheme="majorEastAsia" w:hAnsi="Book Antiqua"/>
+          <w:sz w:val="20"/>
+          <w:szCs w:val="20"/>
+        </w:rPr>
+        <w:t>RAG optimization</w:t>
+      </w:r>
+      <w:r>
+        <w:rPr>
+          <w:rFonts w:ascii="Book Antiqua" w:hAnsi="Book Antiqua"/>
+          <w:sz w:val="20"/>
+          <w:szCs w:val="20"/>
+        </w:rPr>
+        <w:t xml:space="preserve">, </w:t>
+      </w:r>
+      <w:r>
+        <w:rPr>
+          <w:rStyle w:val="Strong"/>
+          <w:rFonts w:ascii="Book Antiqua" w:eastAsiaTheme="majorEastAsia" w:hAnsi="Book Antiqua"/>
+          <w:sz w:val="20"/>
+          <w:szCs w:val="20"/>
+        </w:rPr>
+        <w:t>Agentic AI architectures</w:t>
+      </w:r>
+      <w:r>
+        <w:rPr>
+          <w:rFonts w:ascii="Book Antiqua" w:hAnsi="Book Antiqua"/>
+          <w:sz w:val="20"/>
+          <w:szCs w:val="20"/>
+        </w:rPr>
+        <w:t xml:space="preserve">, </w:t>
+      </w:r>
+      <w:r>
+        <w:rPr>
+          <w:rStyle w:val="Strong"/>
+          <w:rFonts w:ascii="Book Antiqua" w:eastAsiaTheme="majorEastAsia" w:hAnsi="Book Antiqua"/>
+          <w:sz w:val="20"/>
+          <w:szCs w:val="20"/>
+        </w:rPr>
+        <w:t>MLOps governance</w:t>
+      </w:r>
+      <w:r>
+        <w:rPr>
+          <w:rFonts w:ascii="Book Antiqua" w:hAnsi="Book Antiqua"/>
+          <w:sz w:val="20"/>
+          <w:szCs w:val="20"/>
+        </w:rPr>
+        <w:t>, and performance tuning best practices</w:t>
+      </w:r>
+    </w:p>
+    <w:p>
+      <w:pPr>
+        <w:pStyle w:val="NormalWeb"/>
+        <w:numPr>
+          <w:ilvl w:val="0"/>
+          <w:numId w:val="15"/>
+        </w:numPr>
+        <w:rPr>
+          <w:rFonts w:ascii="Book Antiqua" w:hAnsi="Book Antiqua"/>
+          <w:sz w:val="20"/>
+          <w:szCs w:val="20"/>
+        </w:rPr>
+      </w:pPr>
+      <w:r>
+        <w:rPr>
+          <w:rFonts w:ascii="Book Antiqua" w:hAnsi="Book Antiqua"/>
+          <w:sz w:val="20"/>
+          <w:szCs w:val="20"/>
+        </w:rPr>
+        <w:t>Supported production incident resolution, root-cause analysis, scaling optimization, and mission-critical AI service reliability improvements</w:t>
       </w:r>
     </w:p>
     <w:p>
@@ -6237,14 +7612,226 @@
         <w:t>Environment</w:t>
       </w:r>
       <w:r>
-        <w:t xml:space="preserve"> </w:t>
-      </w:r>
-      <w:r>
-        <w:rPr>
-          <w:rFonts w:ascii="Book Antiqua" w:eastAsia="Calibri" w:hAnsi="Book Antiqua"/>
-          <w:szCs w:val="20"/>
-        </w:rPr>
-        <w:t>Python, scikit-learn, PyTorch, TensorFlow, pandas, NumPy, polars, XGBoost, Databricks (Notebooks, Workflows, Delta Tables, Feature Store, AutoML), MLflow, JupyterLab, VSCode, FastAPI, Streamlit, HTML, CSS, JavaScript, Pickle, Joblib, ONNX, Docker, Git, PySpark, AWS (SageMaker, Lambda, S3), Azure ML, RAG, Embeddings, Vector Search, LoRA, QLoRA, PEFT, Llama, Claude, GPT, Matplotlib, seaborn, Power BI, Tableau, Linux, CI/CD, Agile/Scrum</w:t>
+        <w:rPr>
+          <w:rFonts w:ascii="Book Antiqua" w:eastAsia="Calibri" w:hAnsi="Book Antiqua"/>
+          <w:szCs w:val="20"/>
+        </w:rPr>
+        <w:t xml:space="preserve">: </w:t>
+      </w:r>
+      <w:r>
+        <w:rPr>
+          <w:rFonts w:ascii="Book Antiqua" w:eastAsia="Calibri" w:hAnsi="Book Antiqua"/>
+          <w:szCs w:val="20"/>
+        </w:rPr>
+        <w:t xml:space="preserve">Python, Amazon Bedrock, Bedrock Knowledge Bases, Bedrock Agents, Bedrock Guardrails, Claude REST API, AWS SageMaker, SageMaker Pipelines, SageMaker Model Monitor, EC2, ECS, EKS, Lambda, Step Functions, S3, DynamoDB, EMR, Redshift, Glue, Llama 3.2, </w:t>
+      </w:r>
+      <w:proofErr w:type="spellStart"/>
+      <w:r>
+        <w:rPr>
+          <w:rFonts w:ascii="Book Antiqua" w:eastAsia="Calibri" w:hAnsi="Book Antiqua"/>
+          <w:szCs w:val="20"/>
+        </w:rPr>
+        <w:t>vLLM</w:t>
+      </w:r>
+      <w:proofErr w:type="spellEnd"/>
+      <w:r>
+        <w:rPr>
+          <w:rFonts w:ascii="Book Antiqua" w:eastAsia="Calibri" w:hAnsi="Book Antiqua"/>
+          <w:szCs w:val="20"/>
+        </w:rPr>
+        <w:t xml:space="preserve">, </w:t>
+      </w:r>
+      <w:proofErr w:type="spellStart"/>
+      <w:r>
+        <w:rPr>
+          <w:rFonts w:ascii="Book Antiqua" w:eastAsia="Calibri" w:hAnsi="Book Antiqua"/>
+          <w:szCs w:val="20"/>
+        </w:rPr>
+        <w:t>LangChain</w:t>
+      </w:r>
+      <w:proofErr w:type="spellEnd"/>
+      <w:r>
+        <w:rPr>
+          <w:rFonts w:ascii="Book Antiqua" w:eastAsia="Calibri" w:hAnsi="Book Antiqua"/>
+          <w:szCs w:val="20"/>
+        </w:rPr>
+        <w:t xml:space="preserve">, </w:t>
+      </w:r>
+      <w:proofErr w:type="spellStart"/>
+      <w:r>
+        <w:rPr>
+          <w:rFonts w:ascii="Book Antiqua" w:eastAsia="Calibri" w:hAnsi="Book Antiqua"/>
+          <w:szCs w:val="20"/>
+        </w:rPr>
+        <w:t>LangGraph</w:t>
+      </w:r>
+      <w:proofErr w:type="spellEnd"/>
+      <w:r>
+        <w:rPr>
+          <w:rFonts w:ascii="Book Antiqua" w:eastAsia="Calibri" w:hAnsi="Book Antiqua"/>
+          <w:szCs w:val="20"/>
+        </w:rPr>
+        <w:t xml:space="preserve">, </w:t>
+      </w:r>
+      <w:proofErr w:type="spellStart"/>
+      <w:r>
+        <w:rPr>
+          <w:rFonts w:ascii="Book Antiqua" w:eastAsia="Calibri" w:hAnsi="Book Antiqua"/>
+          <w:szCs w:val="20"/>
+        </w:rPr>
+        <w:t>CrewAI</w:t>
+      </w:r>
+      <w:proofErr w:type="spellEnd"/>
+      <w:r>
+        <w:rPr>
+          <w:rFonts w:ascii="Book Antiqua" w:eastAsia="Calibri" w:hAnsi="Book Antiqua"/>
+          <w:szCs w:val="20"/>
+        </w:rPr>
+        <w:t xml:space="preserve">, </w:t>
+      </w:r>
+      <w:proofErr w:type="spellStart"/>
+      <w:r>
+        <w:rPr>
+          <w:rFonts w:ascii="Book Antiqua" w:eastAsia="Calibri" w:hAnsi="Book Antiqua"/>
+          <w:szCs w:val="20"/>
+        </w:rPr>
+        <w:t>AutoGen</w:t>
+      </w:r>
+      <w:proofErr w:type="spellEnd"/>
+      <w:r>
+        <w:rPr>
+          <w:rFonts w:ascii="Book Antiqua" w:eastAsia="Calibri" w:hAnsi="Book Antiqua"/>
+          <w:szCs w:val="20"/>
+        </w:rPr>
+        <w:t xml:space="preserve">, </w:t>
+      </w:r>
+      <w:proofErr w:type="spellStart"/>
+      <w:r>
+        <w:rPr>
+          <w:rFonts w:ascii="Book Antiqua" w:eastAsia="Calibri" w:hAnsi="Book Antiqua"/>
+          <w:szCs w:val="20"/>
+        </w:rPr>
+        <w:t>LangSmith</w:t>
+      </w:r>
+      <w:proofErr w:type="spellEnd"/>
+      <w:r>
+        <w:rPr>
+          <w:rFonts w:ascii="Book Antiqua" w:eastAsia="Calibri" w:hAnsi="Book Antiqua"/>
+          <w:szCs w:val="20"/>
+        </w:rPr>
+        <w:t xml:space="preserve">, </w:t>
+      </w:r>
+      <w:proofErr w:type="spellStart"/>
+      <w:r>
+        <w:rPr>
+          <w:rFonts w:ascii="Book Antiqua" w:eastAsia="Calibri" w:hAnsi="Book Antiqua"/>
+          <w:szCs w:val="20"/>
+        </w:rPr>
+        <w:t>LangFuse</w:t>
+      </w:r>
+      <w:proofErr w:type="spellEnd"/>
+      <w:r>
+        <w:rPr>
+          <w:rFonts w:ascii="Book Antiqua" w:eastAsia="Calibri" w:hAnsi="Book Antiqua"/>
+          <w:szCs w:val="20"/>
+        </w:rPr>
+        <w:t xml:space="preserve">, Google Vertex AI, Google Vector Search, FAISS, Pinecone, Flask, </w:t>
+      </w:r>
+      <w:proofErr w:type="spellStart"/>
+      <w:r>
+        <w:rPr>
+          <w:rFonts w:ascii="Book Antiqua" w:eastAsia="Calibri" w:hAnsi="Book Antiqua"/>
+          <w:szCs w:val="20"/>
+        </w:rPr>
+        <w:t>FastAPI</w:t>
+      </w:r>
+      <w:proofErr w:type="spellEnd"/>
+      <w:r>
+        <w:rPr>
+          <w:rFonts w:ascii="Book Antiqua" w:eastAsia="Calibri" w:hAnsi="Book Antiqua"/>
+          <w:szCs w:val="20"/>
+        </w:rPr>
+        <w:t xml:space="preserve">, Docker, Kubernetes, </w:t>
+      </w:r>
+      <w:proofErr w:type="spellStart"/>
+      <w:r>
+        <w:rPr>
+          <w:rFonts w:ascii="Book Antiqua" w:eastAsia="Calibri" w:hAnsi="Book Antiqua"/>
+          <w:szCs w:val="20"/>
+        </w:rPr>
+        <w:t>MLflow</w:t>
+      </w:r>
+      <w:proofErr w:type="spellEnd"/>
+      <w:r>
+        <w:rPr>
+          <w:rFonts w:ascii="Book Antiqua" w:eastAsia="Calibri" w:hAnsi="Book Antiqua"/>
+          <w:szCs w:val="20"/>
+        </w:rPr>
+        <w:t xml:space="preserve">, </w:t>
+      </w:r>
+      <w:proofErr w:type="spellStart"/>
+      <w:r>
+        <w:rPr>
+          <w:rFonts w:ascii="Book Antiqua" w:eastAsia="Calibri" w:hAnsi="Book Antiqua"/>
+          <w:szCs w:val="20"/>
+        </w:rPr>
+        <w:t>PySpark</w:t>
+      </w:r>
+      <w:proofErr w:type="spellEnd"/>
+      <w:r>
+        <w:rPr>
+          <w:rFonts w:ascii="Book Antiqua" w:eastAsia="Calibri" w:hAnsi="Book Antiqua"/>
+          <w:szCs w:val="20"/>
+        </w:rPr>
+        <w:t xml:space="preserve">, Power BI, SQL, Scikit-learn, </w:t>
+      </w:r>
+      <w:proofErr w:type="spellStart"/>
+      <w:r>
+        <w:rPr>
+          <w:rFonts w:ascii="Book Antiqua" w:eastAsia="Calibri" w:hAnsi="Book Antiqua"/>
+          <w:szCs w:val="20"/>
+        </w:rPr>
+        <w:t>XGBoost</w:t>
+      </w:r>
+      <w:proofErr w:type="spellEnd"/>
+      <w:r>
+        <w:rPr>
+          <w:rFonts w:ascii="Book Antiqua" w:eastAsia="Calibri" w:hAnsi="Book Antiqua"/>
+          <w:szCs w:val="20"/>
+        </w:rPr>
+        <w:t xml:space="preserve">, </w:t>
+      </w:r>
+      <w:proofErr w:type="spellStart"/>
+      <w:r>
+        <w:rPr>
+          <w:rFonts w:ascii="Book Antiqua" w:eastAsia="Calibri" w:hAnsi="Book Antiqua"/>
+          <w:szCs w:val="20"/>
+        </w:rPr>
+        <w:t>LoRA</w:t>
+      </w:r>
+      <w:proofErr w:type="spellEnd"/>
+      <w:r>
+        <w:rPr>
+          <w:rFonts w:ascii="Book Antiqua" w:eastAsia="Calibri" w:hAnsi="Book Antiqua"/>
+          <w:szCs w:val="20"/>
+        </w:rPr>
+        <w:t xml:space="preserve">, </w:t>
+      </w:r>
+      <w:proofErr w:type="spellStart"/>
+      <w:r>
+        <w:rPr>
+          <w:rFonts w:ascii="Book Antiqua" w:eastAsia="Calibri" w:hAnsi="Book Antiqua"/>
+          <w:szCs w:val="20"/>
+        </w:rPr>
+        <w:t>QLoRA</w:t>
+      </w:r>
+      <w:proofErr w:type="spellEnd"/>
+      <w:r>
+        <w:rPr>
+          <w:rFonts w:ascii="Book Antiqua" w:eastAsia="Calibri" w:hAnsi="Book Antiqua"/>
+          <w:szCs w:val="20"/>
+        </w:rPr>
+        <w:t>, PEFT, RAG, Hybrid Retrieval, MCP, A2A, Linux, Git, Agile/SDLC</w:t>
       </w:r>
     </w:p>
     <w:p>
@@ -6276,7 +7863,6 @@
           <w:b/>
           <w:szCs w:val="20"/>
         </w:rPr>
-        <w:lastRenderedPageBreak/>
         <w:t xml:space="preserve">AT&amp;T Plano, TX                                   </w:t>
       </w:r>
       <w:r>
@@ -6933,6 +8519,7 @@
         </w:rPr>
         <w:t xml:space="preserve">Fine-tuned domain-specific LLMs using </w:t>
       </w:r>
+      <w:proofErr w:type="spellStart"/>
       <w:r>
         <w:rPr>
           <w:rStyle w:val="Strong"/>
@@ -6942,6 +8529,7 @@
         </w:rPr>
         <w:t>LoRA</w:t>
       </w:r>
+      <w:proofErr w:type="spellEnd"/>
       <w:r>
         <w:rPr>
           <w:rFonts w:ascii="Book Antiqua" w:hAnsi="Book Antiqua"/>
@@ -6950,6 +8538,7 @@
         </w:rPr>
         <w:t xml:space="preserve">, </w:t>
       </w:r>
+      <w:proofErr w:type="spellStart"/>
       <w:r>
         <w:rPr>
           <w:rStyle w:val="Strong"/>
@@ -6959,6 +8548,7 @@
         </w:rPr>
         <w:t>QLoRA</w:t>
       </w:r>
+      <w:proofErr w:type="spellEnd"/>
       <w:r>
         <w:rPr>
           <w:rFonts w:ascii="Book Antiqua" w:hAnsi="Book Antiqua"/>
@@ -7371,8 +8961,10 @@
           <w:sz w:val="20"/>
           <w:szCs w:val="20"/>
         </w:rPr>
+        <w:lastRenderedPageBreak/>
         <w:t xml:space="preserve">Built predictive ML models using </w:t>
       </w:r>
+      <w:proofErr w:type="spellStart"/>
       <w:r>
         <w:rPr>
           <w:rStyle w:val="Strong"/>
@@ -7382,6 +8974,7 @@
         </w:rPr>
         <w:t>XGBoost</w:t>
       </w:r>
+      <w:proofErr w:type="spellEnd"/>
       <w:r>
         <w:rPr>
           <w:rFonts w:ascii="Book Antiqua" w:hAnsi="Book Antiqua"/>
@@ -7455,6 +9048,7 @@
         </w:rPr>
         <w:t xml:space="preserve">Performed distributed preprocessing and feature engineering using </w:t>
       </w:r>
+      <w:proofErr w:type="spellStart"/>
       <w:r>
         <w:rPr>
           <w:rStyle w:val="Strong"/>
@@ -7464,6 +9058,7 @@
         </w:rPr>
         <w:t>PySpark</w:t>
       </w:r>
+      <w:proofErr w:type="spellEnd"/>
       <w:r>
         <w:rPr>
           <w:rFonts w:ascii="Book Antiqua" w:hAnsi="Book Antiqua"/>
@@ -7472,6 +9067,7 @@
         </w:rPr>
         <w:t xml:space="preserve">, </w:t>
       </w:r>
+      <w:proofErr w:type="spellStart"/>
       <w:r>
         <w:rPr>
           <w:rStyle w:val="Strong"/>
@@ -7481,6 +9077,7 @@
         </w:rPr>
         <w:t>Dataproc</w:t>
       </w:r>
+      <w:proofErr w:type="spellEnd"/>
       <w:r>
         <w:rPr>
           <w:rFonts w:ascii="Book Antiqua" w:hAnsi="Book Antiqua"/>
@@ -7791,7 +9388,71 @@
           <w:rFonts w:ascii="Book Antiqua" w:eastAsia="Calibri" w:hAnsi="Book Antiqua"/>
           <w:szCs w:val="20"/>
         </w:rPr>
-        <w:t>Google Cloud Platform (GCP), Vertex AI, Google Vector Search, Cloud Run, GKE, Pub/Sub, Cloud Functions, Cloud Storage, Dataproc, LangChain, Neo4j, LoRA, QLoRA, PEFT, Claude, GPT-4, PySpark, SQL, Docker, Terraform, Power BI, Agile/Scrum</w:t>
+        <w:t xml:space="preserve">Google Cloud Platform (GCP), Vertex AI, Google Vector Search, Cloud Run, GKE, Pub/Sub, Cloud Functions, Cloud Storage, </w:t>
+      </w:r>
+      <w:proofErr w:type="spellStart"/>
+      <w:r>
+        <w:rPr>
+          <w:rFonts w:ascii="Book Antiqua" w:eastAsia="Calibri" w:hAnsi="Book Antiqua"/>
+          <w:szCs w:val="20"/>
+        </w:rPr>
+        <w:t>Dataproc</w:t>
+      </w:r>
+      <w:proofErr w:type="spellEnd"/>
+      <w:r>
+        <w:rPr>
+          <w:rFonts w:ascii="Book Antiqua" w:eastAsia="Calibri" w:hAnsi="Book Antiqua"/>
+          <w:szCs w:val="20"/>
+        </w:rPr>
+        <w:t xml:space="preserve">, </w:t>
+      </w:r>
+      <w:proofErr w:type="spellStart"/>
+      <w:r>
+        <w:rPr>
+          <w:rFonts w:ascii="Book Antiqua" w:eastAsia="Calibri" w:hAnsi="Book Antiqua"/>
+          <w:szCs w:val="20"/>
+        </w:rPr>
+        <w:t>LangChain</w:t>
+      </w:r>
+      <w:proofErr w:type="spellEnd"/>
+      <w:r>
+        <w:rPr>
+          <w:rFonts w:ascii="Book Antiqua" w:eastAsia="Calibri" w:hAnsi="Book Antiqua"/>
+          <w:szCs w:val="20"/>
+        </w:rPr>
+        <w:t xml:space="preserve">, Neo4j, </w:t>
+      </w:r>
+      <w:proofErr w:type="spellStart"/>
+      <w:r>
+        <w:rPr>
+          <w:rFonts w:ascii="Book Antiqua" w:eastAsia="Calibri" w:hAnsi="Book Antiqua"/>
+          <w:szCs w:val="20"/>
+        </w:rPr>
+        <w:t>LoRA</w:t>
+      </w:r>
+      <w:proofErr w:type="spellEnd"/>
+      <w:r>
+        <w:rPr>
+          <w:rFonts w:ascii="Book Antiqua" w:eastAsia="Calibri" w:hAnsi="Book Antiqua"/>
+          <w:szCs w:val="20"/>
+        </w:rPr>
+        <w:t xml:space="preserve">, QLoRA, PEFT, Claude, GPT-4, </w:t>
+      </w:r>
+      <w:proofErr w:type="spellStart"/>
+      <w:r>
+        <w:rPr>
+          <w:rFonts w:ascii="Book Antiqua" w:eastAsia="Calibri" w:hAnsi="Book Antiqua"/>
+          <w:szCs w:val="20"/>
+        </w:rPr>
+        <w:t>PySpark</w:t>
+      </w:r>
+      <w:proofErr w:type="spellEnd"/>
+      <w:r>
+        <w:rPr>
+          <w:rFonts w:ascii="Book Antiqua" w:eastAsia="Calibri" w:hAnsi="Book Antiqua"/>
+          <w:szCs w:val="20"/>
+        </w:rPr>
+        <w:t>, SQL, Docker, Terraform, Power BI, Agile/Scrum</w:t>
       </w:r>
     </w:p>
     <w:p>
@@ -8001,7 +9662,6 @@
           <w:b/>
           <w:szCs w:val="20"/>
         </w:rPr>
-        <w:lastRenderedPageBreak/>
         <w:t>Data Scientist</w:t>
       </w:r>
     </w:p>
@@ -8189,6 +9849,7 @@
         </w:rPr>
         <w:t xml:space="preserve"> including </w:t>
       </w:r>
+      <w:proofErr w:type="spellStart"/>
       <w:r>
         <w:rPr>
           <w:rStyle w:val="Strong"/>
@@ -8198,6 +9859,7 @@
         </w:rPr>
         <w:t>XGBoost</w:t>
       </w:r>
+      <w:proofErr w:type="spellEnd"/>
       <w:r>
         <w:rPr>
           <w:rFonts w:ascii="Book Antiqua" w:hAnsi="Book Antiqua"/>
@@ -8684,6 +10346,7 @@
           <w:sz w:val="20"/>
           <w:szCs w:val="20"/>
         </w:rPr>
+        <w:lastRenderedPageBreak/>
         <w:t xml:space="preserve">Built interactive dashboards using </w:t>
       </w:r>
       <w:r>
@@ -8946,7 +10609,39 @@
           <w:rFonts w:ascii="Book Antiqua" w:eastAsia="Calibri" w:hAnsi="Book Antiqua"/>
           <w:szCs w:val="20"/>
         </w:rPr>
-        <w:t>Python, SQL, XGBoost, Random Forest, SVM, Pandas, NumPy, scikit-learn, AWS SageMaker, Docker, Power BI, Tableau, Statistical Modeling, OLTP/OLAP, Agile/Scrum</w:t>
+        <w:t xml:space="preserve">Python, SQL, </w:t>
+      </w:r>
+      <w:proofErr w:type="spellStart"/>
+      <w:r>
+        <w:rPr>
+          <w:rFonts w:ascii="Book Antiqua" w:eastAsia="Calibri" w:hAnsi="Book Antiqua"/>
+          <w:szCs w:val="20"/>
+        </w:rPr>
+        <w:t>XGBoost</w:t>
+      </w:r>
+      <w:proofErr w:type="spellEnd"/>
+      <w:r>
+        <w:rPr>
+          <w:rFonts w:ascii="Book Antiqua" w:eastAsia="Calibri" w:hAnsi="Book Antiqua"/>
+          <w:szCs w:val="20"/>
+        </w:rPr>
+        <w:t xml:space="preserve">, Random Forest, SVM, Pandas, NumPy, scikit-learn, AWS SageMaker, Docker, Power BI, Tableau, Statistical </w:t>
+      </w:r>
+      <w:proofErr w:type="spellStart"/>
+      <w:r>
+        <w:rPr>
+          <w:rFonts w:ascii="Book Antiqua" w:eastAsia="Calibri" w:hAnsi="Book Antiqua"/>
+          <w:szCs w:val="20"/>
+        </w:rPr>
+        <w:t>Modeling</w:t>
+      </w:r>
+      <w:proofErr w:type="spellEnd"/>
+      <w:r>
+        <w:rPr>
+          <w:rFonts w:ascii="Book Antiqua" w:eastAsia="Calibri" w:hAnsi="Book Antiqua"/>
+          <w:szCs w:val="20"/>
+        </w:rPr>
+        <w:t>, OLTP/OLAP, Agile/Scrum</w:t>
       </w:r>
     </w:p>
     <w:p>
@@ -9351,7 +11046,6 @@
           <w:sz w:val="20"/>
           <w:szCs w:val="20"/>
         </w:rPr>
-        <w:lastRenderedPageBreak/>
         <w:t xml:space="preserve">Wrote and optimized complex </w:t>
       </w:r>
       <w:r>
@@ -10039,6 +11733,7 @@
           <w:sz w:val="20"/>
           <w:szCs w:val="20"/>
         </w:rPr>
+        <w:lastRenderedPageBreak/>
         <w:t xml:space="preserve">Built scalable analytics workflows using </w:t>
       </w:r>
       <w:r>
@@ -10479,7 +12174,23 @@
           <w:rFonts w:ascii="Book Antiqua" w:eastAsia="Calibri" w:hAnsi="Book Antiqua"/>
           <w:szCs w:val="20"/>
         </w:rPr>
-        <w:t>ython, SQL, Pandas, NumPy, scikit-learn, ETL Pipelines, Tableau, Data Validation, Dimensional Modeling, OLTP, OLAP, ER Studio, Git, Linux</w:t>
+        <w:t xml:space="preserve">ython, SQL, Pandas, NumPy, scikit-learn, ETL Pipelines, Tableau, Data Validation, Dimensional </w:t>
+      </w:r>
+      <w:proofErr w:type="spellStart"/>
+      <w:r>
+        <w:rPr>
+          <w:rFonts w:ascii="Book Antiqua" w:eastAsia="Calibri" w:hAnsi="Book Antiqua"/>
+          <w:szCs w:val="20"/>
+        </w:rPr>
+        <w:t>Modeling</w:t>
+      </w:r>
+      <w:proofErr w:type="spellEnd"/>
+      <w:r>
+        <w:rPr>
+          <w:rFonts w:ascii="Book Antiqua" w:eastAsia="Calibri" w:hAnsi="Book Antiqua"/>
+          <w:szCs w:val="20"/>
+        </w:rPr>
+        <w:t>, OLTP, OLAP, ER Studio, Git, Linux</w:t>
       </w:r>
     </w:p>
     <w:p>
@@ -10686,7 +12397,6 @@
           <w:sz w:val="20"/>
           <w:szCs w:val="20"/>
         </w:rPr>
-        <w:lastRenderedPageBreak/>
         <w:t xml:space="preserve">Developed and optimized </w:t>
       </w:r>
       <w:r>
@@ -10753,8 +12463,19 @@
           <w:sz w:val="20"/>
           <w:szCs w:val="20"/>
         </w:rPr>
-        <w:t>data models using ERwin</w:t>
-      </w:r>
+        <w:t xml:space="preserve">data models using </w:t>
+      </w:r>
+      <w:proofErr w:type="spellStart"/>
+      <w:r>
+        <w:rPr>
+          <w:rStyle w:val="Strong"/>
+          <w:rFonts w:ascii="Book Antiqua" w:eastAsiaTheme="majorEastAsia" w:hAnsi="Book Antiqua"/>
+          <w:sz w:val="20"/>
+          <w:szCs w:val="20"/>
+        </w:rPr>
+        <w:t>ERwin</w:t>
+      </w:r>
+      <w:proofErr w:type="spellEnd"/>
       <w:r>
         <w:rPr>
           <w:rFonts w:ascii="Book Antiqua" w:hAnsi="Book Antiqua"/>
@@ -11079,7 +12800,39 @@
           <w:rFonts w:ascii="Book Antiqua" w:eastAsia="Calibri" w:hAnsi="Book Antiqua"/>
           <w:szCs w:val="20"/>
         </w:rPr>
-        <w:t>MS SQL Server, SSIS, SSRS, T-SQL, ERwin, Data Modeling, ETL Frameworks, Performance Tuning, Data Marts, Reporting Systems, Windows</w:t>
+        <w:t xml:space="preserve">MS SQL Server, SSIS, SSRS, T-SQL, </w:t>
+      </w:r>
+      <w:proofErr w:type="spellStart"/>
+      <w:r>
+        <w:rPr>
+          <w:rFonts w:ascii="Book Antiqua" w:eastAsia="Calibri" w:hAnsi="Book Antiqua"/>
+          <w:szCs w:val="20"/>
+        </w:rPr>
+        <w:t>ERwin</w:t>
+      </w:r>
+      <w:proofErr w:type="spellEnd"/>
+      <w:r>
+        <w:rPr>
+          <w:rFonts w:ascii="Book Antiqua" w:eastAsia="Calibri" w:hAnsi="Book Antiqua"/>
+          <w:szCs w:val="20"/>
+        </w:rPr>
+        <w:t xml:space="preserve">, Data </w:t>
+      </w:r>
+      <w:proofErr w:type="spellStart"/>
+      <w:r>
+        <w:rPr>
+          <w:rFonts w:ascii="Book Antiqua" w:eastAsia="Calibri" w:hAnsi="Book Antiqua"/>
+          <w:szCs w:val="20"/>
+        </w:rPr>
+        <w:t>Modeling</w:t>
+      </w:r>
+      <w:proofErr w:type="spellEnd"/>
+      <w:r>
+        <w:rPr>
+          <w:rFonts w:ascii="Book Antiqua" w:eastAsia="Calibri" w:hAnsi="Book Antiqua"/>
+          <w:szCs w:val="20"/>
+        </w:rPr>
+        <w:t>, ETL Frameworks, Performance Tuning, Data Marts, Reporting Systems, Windows</w:t>
       </w:r>
     </w:p>
     <w:p>
@@ -11156,7 +12909,23 @@
           <w:rFonts w:ascii="Book Antiqua" w:eastAsia="Calibri" w:hAnsi="Book Antiqua"/>
           <w:szCs w:val="20"/>
         </w:rPr>
-        <w:t>Advanced Generative AI &amp; LLM Engineering (RAG, Agentic AI, LoRA/PEFT)</w:t>
+        <w:t xml:space="preserve">Advanced Generative AI &amp; LLM Engineering (RAG, Agentic AI, </w:t>
+      </w:r>
+      <w:proofErr w:type="spellStart"/>
+      <w:r>
+        <w:rPr>
+          <w:rFonts w:ascii="Book Antiqua" w:eastAsia="Calibri" w:hAnsi="Book Antiqua"/>
+          <w:szCs w:val="20"/>
+        </w:rPr>
+        <w:t>LoRA</w:t>
+      </w:r>
+      <w:proofErr w:type="spellEnd"/>
+      <w:r>
+        <w:rPr>
+          <w:rFonts w:ascii="Book Antiqua" w:eastAsia="Calibri" w:hAnsi="Book Antiqua"/>
+          <w:szCs w:val="20"/>
+        </w:rPr>
+        <w:t>/PEFT)</w:t>
       </w:r>
     </w:p>
     <w:p>
